--- a/downloads/workbook/ai-6-week-06.docx
+++ b/downloads/workbook/ai-6-week-06.docx
@@ -925,6 +925,178 @@
         <w:t>Project connection: For the Grounded Learning Service, retain an annotated trace and the changed-case result. Name the contract or evidence that makes the deciding step valid, so another team can review it.</w:t>
       </w:r>
     </w:p>
+    <w:p>
+      <w:pPr>
+        <w:pStyle w:val="Heading1"/>
+      </w:pPr>
+      <w:r>
+        <w:t>13. Project portfolio milestone</w:t>
+      </w:r>
+    </w:p>
+    <w:p>
+      <w:r>
+        <w:t>Project: Grounded Learning Service</w:t>
+      </w:r>
+    </w:p>
+    <w:p>
+      <w:r>
+        <w:t>Current milestone: Frame the need. Name the user, the problem, allowed inputs and a safe simple starting method.</w:t>
+      </w:r>
+    </w:p>
+    <w:p>
+      <w:r>
+        <w:t>For the Grounded Learning Service, retain an annotated trace and the changed-case result. Name the contract or evidence that makes the deciding step valid, so another team can review it.</w:t>
+      </w:r>
+    </w:p>
+    <w:tbl>
+      <w:tblPr>
+        <w:tblStyle w:val="LightShading-Accent1"/>
+        <w:tblW w:type="auto" w:w="0"/>
+        <w:tblLook w:firstColumn="1" w:firstRow="1" w:lastColumn="0" w:lastRow="0" w:noHBand="0" w:noVBand="1" w:val="04A0"/>
+      </w:tblPr>
+      <w:tblGrid>
+        <w:gridCol w:w="5112"/>
+        <w:gridCol w:w="5112"/>
+      </w:tblGrid>
+      <w:tr>
+        <w:trPr>
+          <w:tblHeader/>
+        </w:trPr>
+        <w:tc>
+          <w:tcPr>
+            <w:tcW w:type="dxa" w:w="5112"/>
+          </w:tcPr>
+          <w:p>
+            <w:r>
+              <w:t>Evidence to keep</w:t>
+            </w:r>
+          </w:p>
+        </w:tc>
+        <w:tc>
+          <w:tcPr>
+            <w:tcW w:type="dxa" w:w="5112"/>
+          </w:tcPr>
+          <w:p>
+            <w:r>
+              <w:t>My record</w:t>
+            </w:r>
+          </w:p>
+        </w:tc>
+      </w:tr>
+      <w:tr>
+        <w:tc>
+          <w:tcPr>
+            <w:tcW w:type="dxa" w:w="5112"/>
+          </w:tcPr>
+          <w:p>
+            <w:r>
+              <w:t>This week’s input and deciding step</w:t>
+            </w:r>
+          </w:p>
+        </w:tc>
+        <w:tc>
+          <w:tcPr>
+            <w:tcW w:type="dxa" w:w="5112"/>
+          </w:tcPr>
+          <w:p>
+            <w:r/>
+          </w:p>
+        </w:tc>
+      </w:tr>
+      <w:tr>
+        <w:tc>
+          <w:tcPr>
+            <w:tcW w:type="dxa" w:w="5112"/>
+          </w:tcPr>
+          <w:p>
+            <w:r>
+              <w:t>Prediction and actual result (or labelled paper trace)</w:t>
+            </w:r>
+          </w:p>
+        </w:tc>
+        <w:tc>
+          <w:tcPr>
+            <w:tcW w:type="dxa" w:w="5112"/>
+          </w:tcPr>
+          <w:p>
+            <w:r/>
+          </w:p>
+        </w:tc>
+      </w:tr>
+      <w:tr>
+        <w:tc>
+          <w:tcPr>
+            <w:tcW w:type="dxa" w:w="5112"/>
+          </w:tcPr>
+          <w:p>
+            <w:r>
+              <w:t>One change since the previous checkpoint and why</w:t>
+            </w:r>
+          </w:p>
+        </w:tc>
+        <w:tc>
+          <w:tcPr>
+            <w:tcW w:type="dxa" w:w="5112"/>
+          </w:tcPr>
+          <w:p>
+            <w:r/>
+          </w:p>
+        </w:tc>
+      </w:tr>
+      <w:tr>
+        <w:tc>
+          <w:tcPr>
+            <w:tcW w:type="dxa" w:w="5112"/>
+          </w:tcPr>
+          <w:p>
+            <w:r>
+              <w:t>One error or limit and the next test</w:t>
+            </w:r>
+          </w:p>
+        </w:tc>
+        <w:tc>
+          <w:tcPr>
+            <w:tcW w:type="dxa" w:w="5112"/>
+          </w:tcPr>
+          <w:p>
+            <w:r/>
+          </w:p>
+        </w:tc>
+      </w:tr>
+    </w:tbl>
+    <w:p>
+      <w:pPr>
+        <w:pStyle w:val="Heading3"/>
+      </w:pPr>
+      <w:r>
+        <w:t>Explain what this week adds to your project. Reuse last week’s record rather than starting again.</w:t>
+      </w:r>
+    </w:p>
+    <w:p>
+      <w:r>
+        <w:t>________________________________________________________________</w:t>
+      </w:r>
+    </w:p>
+    <w:p>
+      <w:r>
+        <w:t>________________________________________________________________</w:t>
+      </w:r>
+    </w:p>
+    <w:p>
+      <w:r>
+        <w:t>________________________________________________________________</w:t>
+      </w:r>
+    </w:p>
+    <w:p>
+      <w:r>
+        <w:t>________________________________________________________________</w:t>
+      </w:r>
+    </w:p>
+    <w:p>
+      <w:r>
+        <w:t>________________________________________________________________</w:t>
+      </w:r>
+    </w:p>
     <w:sectPr>
       <w:pgSz w:w="12240" w:h="15840"/>
       <w:pgMar w:top="936" w:right="1008" w:bottom="936" w:left="1008" w:header="720" w:footer="720" w:gutter="0"/>

--- a/downloads/workbook/ai-6-week-06.docx
+++ b/downloads/workbook/ai-6-week-06.docx
@@ -1097,6 +1097,230 @@
         <w:t>________________________________________________________________</w:t>
       </w:r>
     </w:p>
+    <w:p>
+      <w:pPr>
+        <w:pStyle w:val="Heading1"/>
+      </w:pPr>
+      <w:r>
+        <w:t>14. Supported practice and learning evidence</w:t>
+      </w:r>
+    </w:p>
+    <w:p>
+      <w:r>
+        <w:t>Use this supported practice once, in the browser or on paper. Keep the reserved independent assessment for a separate first attempt before teacher feedback.</w:t>
+      </w:r>
+    </w:p>
+    <w:p>
+      <w:r>
+        <w:t>A narrowly scoped weather tool. A school bot holds a token allowing only reading station S2.</w:t>
+      </w:r>
+    </w:p>
+    <w:p>
+      <w:pPr>
+        <w:pStyle w:val="Heading3"/>
+      </w:pPr>
+      <w:r>
+        <w:t>Practice 1: explain the deciding evidence</w:t>
+      </w:r>
+    </w:p>
+    <w:p>
+      <w:r>
+        <w:t>Which labelled step matches this detail? Only read S2 may proceed.</w:t>
+      </w:r>
+    </w:p>
+    <w:p>
+      <w:r>
+        <w:t>1. Match scope</w:t>
+      </w:r>
+    </w:p>
+    <w:p>
+      <w:r>
+        <w:t>2. Run permitted call</w:t>
+      </w:r>
+    </w:p>
+    <w:p>
+      <w:r>
+        <w:t>3. Reject extra powers</w:t>
+      </w:r>
+    </w:p>
+    <w:p>
+      <w:pPr>
+        <w:pStyle w:val="Heading3"/>
+      </w:pPr>
+      <w:r>
+        <w:t>My selected conclusion, deciding fact and explanation</w:t>
+      </w:r>
+    </w:p>
+    <w:p>
+      <w:r>
+        <w:t>________________________________________________________________</w:t>
+      </w:r>
+    </w:p>
+    <w:p>
+      <w:r>
+        <w:t>________________________________________________________________</w:t>
+      </w:r>
+    </w:p>
+    <w:p>
+      <w:r>
+        <w:t>________________________________________________________________</w:t>
+      </w:r>
+    </w:p>
+    <w:p>
+      <w:r>
+        <w:t>________________________________________________________________</w:t>
+      </w:r>
+    </w:p>
+    <w:p>
+      <w:r>
+        <w:t>________________________________________________________________</w:t>
+      </w:r>
+    </w:p>
+    <w:p>
+      <w:r>
+        <w:t>Hint if needed: Read the steps in the pictorial case. Match the supplied detail to the stage that performs or records it.</w:t>
+      </w:r>
+    </w:p>
+    <w:p>
+      <w:r>
+        <w:t>After your attempt, compare with the supported explanation: Run permitted call Only read S2 may proceed. Least privilege limits a component to needed powers. Checking only the verb or only the object would leave a gap.</w:t>
+      </w:r>
+    </w:p>
+    <w:p>
+      <w:pPr>
+        <w:pStyle w:val="Heading3"/>
+      </w:pPr>
+      <w:r>
+        <w:t>Practice 2: explain the deciding evidence</w:t>
+      </w:r>
+    </w:p>
+    <w:p>
+      <w:r>
+        <w:t>Changed-case practice: Add read S5 explicitly to the trusted scope. Which conclusion is supported by the supplied facts?</w:t>
+      </w:r>
+    </w:p>
+    <w:p>
+      <w:r>
+        <w:t>1. This one example guarantees correct results for every future input.</w:t>
+      </w:r>
+    </w:p>
+    <w:p>
+      <w:r>
+        <w:t>2. We can decide the result without examining the changed input or the procedure.</w:t>
+      </w:r>
+    </w:p>
+    <w:p>
+      <w:r>
+        <w:t>3. Read S5 becomes permitted; write S2 remains denied.</w:t>
+      </w:r>
+    </w:p>
+    <w:p>
+      <w:pPr>
+        <w:pStyle w:val="Heading3"/>
+      </w:pPr>
+      <w:r>
+        <w:t>My selected conclusion, deciding fact and explanation</w:t>
+      </w:r>
+    </w:p>
+    <w:p>
+      <w:r>
+        <w:t>________________________________________________________________</w:t>
+      </w:r>
+    </w:p>
+    <w:p>
+      <w:r>
+        <w:t>________________________________________________________________</w:t>
+      </w:r>
+    </w:p>
+    <w:p>
+      <w:r>
+        <w:t>________________________________________________________________</w:t>
+      </w:r>
+    </w:p>
+    <w:p>
+      <w:r>
+        <w:t>________________________________________________________________</w:t>
+      </w:r>
+    </w:p>
+    <w:p>
+      <w:r>
+        <w:t>________________________________________________________________</w:t>
+      </w:r>
+    </w:p>
+    <w:p>
+      <w:r>
+        <w:t>Hint if needed: Use the changed condition and the deciding step in the pictorial trace. The answer must say what follows from those facts.</w:t>
+      </w:r>
+    </w:p>
+    <w:p>
+      <w:r>
+        <w:t>After your attempt, compare with the supported explanation: Read S5 becomes permitted; write S2 remains denied. Adding one station does not grant a write operation.</w:t>
+      </w:r>
+    </w:p>
+    <w:p>
+      <w:pPr>
+        <w:pStyle w:val="Heading3"/>
+      </w:pPr>
+      <w:r>
+        <w:t>Repair a missing building block</w:t>
+      </w:r>
+    </w:p>
+    <w:p>
+      <w:r>
+        <w:t>Review Authentication and authorisation (ai-6/5). Goal: Explain the mechanism and terminology of authentication and authorisation. Short practice: Explain why Jo’s valid volunteer login does not permit editing C. Which trusted role change allows the action, and why is a role written in the request insufficient?. Return to this week and explain what you changed.</w:t>
+      </w:r>
+    </w:p>
+    <w:p>
+      <w:r>
+        <w:t>Review Typed contracts and schemas (ai-6/3). Goal: Explain the mechanism and terminology of typed contracts and schemas. Short practice: Compare A’s count 4 with B’s count "4". Which record passes, which gate rejects B, and why does changing A’s count to -1 create a different failure?. Return to this week and explain what you changed.</w:t>
+      </w:r>
+    </w:p>
+    <w:p>
+      <w:pPr>
+        <w:pStyle w:val="Heading3"/>
+      </w:pPr>
+      <w:r>
+        <w:t>Keep your completed work</w:t>
+      </w:r>
+    </w:p>
+    <w:p>
+      <w:r>
+        <w:t>Use Download completed work in the hosted lesson to export your answers, reflections, practice feedback and code-run evidence. Open the HTML copy to read or print it. Drafts stay in this browser when storage is available; clear drafts on a shared device.</w:t>
+      </w:r>
+    </w:p>
+    <w:p>
+      <w:pPr>
+        <w:pStyle w:val="Heading3"/>
+      </w:pPr>
+      <w:r>
+        <w:t>What I repaired, the evidence I kept and the next test</w:t>
+      </w:r>
+    </w:p>
+    <w:p>
+      <w:r>
+        <w:t>________________________________________________________________</w:t>
+      </w:r>
+    </w:p>
+    <w:p>
+      <w:r>
+        <w:t>________________________________________________________________</w:t>
+      </w:r>
+    </w:p>
+    <w:p>
+      <w:r>
+        <w:t>________________________________________________________________</w:t>
+      </w:r>
+    </w:p>
+    <w:p>
+      <w:r>
+        <w:t>________________________________________________________________</w:t>
+      </w:r>
+    </w:p>
+    <w:p>
+      <w:r>
+        <w:t>________________________________________________________________</w:t>
+      </w:r>
+    </w:p>
     <w:sectPr>
       <w:pgSz w:w="12240" w:h="15840"/>
       <w:pgMar w:top="936" w:right="1008" w:bottom="936" w:left="1008" w:header="720" w:footer="720" w:gutter="0"/>

--- a/downloads/workbook/ai-6-week-06.docx
+++ b/downloads/workbook/ai-6-week-06.docx
@@ -30,33 +30,45 @@
     </w:p>
     <w:p>
       <w:r>
-        <w:t>Try the recall before opening notes. Then use a different colour or a labelled second line to correct your explanation.</w:t>
+        <w:t>Record your starting explanation for Least privilege and tool scopes before opening notes. Show any later correction separately.</w:t>
       </w:r>
     </w:p>
     <w:p>
       <w:pPr>
-        <w:pStyle w:val="Heading3"/>
-      </w:pPr>
-      <w:r>
-        <w:t>Authentication and authorisation</w:t>
+        <w:spacing w:line="336" w:lineRule="auto" w:after="180"/>
+      </w:pPr>
+      <w:r>
+        <w:rPr>
+          <w:b w:val="0"/>
+        </w:rPr>
+        <w:t>Try the recall before opening notes. Then use a different colour or a labelled second line to correct your explanation.</w:t>
       </w:r>
     </w:p>
     <w:p>
-      <w:r>
-        <w:t>Without opening the old lesson, explain one key idea from Authentication and authorisation. Give an example and a mistake that the idea helps you avoid.</w:t>
+      <w:pPr>
+        <w:pStyle w:val="Heading3"/>
+      </w:pPr>
+      <w:r>
+        <w:t>Authentication and authorisation</w:t>
       </w:r>
     </w:p>
     <w:p>
       <w:pPr>
-        <w:pStyle w:val="Heading3"/>
-      </w:pPr>
-      <w:r>
-        <w:t>My remembered idea, example and correction</w:t>
+        <w:spacing w:line="336" w:lineRule="auto" w:after="180"/>
+      </w:pPr>
+      <w:r>
+        <w:rPr>
+          <w:b w:val="0"/>
+        </w:rPr>
+        <w:t>Without opening the old lesson, explain one key idea from Authentication and authorisation. Give an example and a mistake that the idea helps you avoid.</w:t>
       </w:r>
     </w:p>
     <w:p>
-      <w:r>
-        <w:t>________________________________________________________________</w:t>
+      <w:pPr>
+        <w:pStyle w:val="Heading3"/>
+      </w:pPr>
+      <w:r>
+        <w:t>My remembered idea, example and correction</w:t>
       </w:r>
     </w:p>
     <w:p>
@@ -70,29 +82,35 @@
       </w:r>
     </w:p>
     <w:p>
-      <w:pPr>
-        <w:pStyle w:val="Heading3"/>
-      </w:pPr>
-      <w:r>
-        <w:t>Typed contracts and schemas</w:t>
+      <w:r>
+        <w:t>________________________________________________________________</w:t>
       </w:r>
     </w:p>
     <w:p>
-      <w:r>
-        <w:t>Without opening the old lesson, explain one key idea from Typed contracts and schemas. Give an example and a mistake that the idea helps you avoid.</w:t>
+      <w:pPr>
+        <w:pStyle w:val="Heading3"/>
+      </w:pPr>
+      <w:r>
+        <w:t>Typed contracts and schemas</w:t>
       </w:r>
     </w:p>
     <w:p>
       <w:pPr>
-        <w:pStyle w:val="Heading3"/>
-      </w:pPr>
-      <w:r>
-        <w:t>My remembered idea, example and correction</w:t>
+        <w:spacing w:line="336" w:lineRule="auto" w:after="180"/>
+      </w:pPr>
+      <w:r>
+        <w:rPr>
+          <w:b w:val="0"/>
+        </w:rPr>
+        <w:t>Without opening the old lesson, explain one key idea from Typed contracts and schemas. Give an example and a mistake that the idea helps you avoid.</w:t>
       </w:r>
     </w:p>
     <w:p>
-      <w:r>
-        <w:t>________________________________________________________________</w:t>
+      <w:pPr>
+        <w:pStyle w:val="Heading3"/>
+      </w:pPr>
+      <w:r>
+        <w:t>My remembered idea, example and correction</w:t>
       </w:r>
     </w:p>
     <w:p>
@@ -106,16 +124,44 @@
       </w:r>
     </w:p>
     <w:p>
-      <w:pPr>
-        <w:pStyle w:val="Heading1"/>
-      </w:pPr>
-      <w:r>
-        <w:t>02. Practise with fading help</w:t>
+      <w:r>
+        <w:t>________________________________________________________________</w:t>
       </w:r>
     </w:p>
     <w:p>
-      <w:r>
-        <w:t>Use W2: Trace the worked case for Least privilege and tool scopes. Record the answer once; the lesson and workbook refer to the same attempt.</w:t>
+      <w:pPr>
+        <w:pStyle w:val="Heading1"/>
+      </w:pPr>
+      <w:r>
+        <w:t>02. Practise with fading help</w:t>
+      </w:r>
+    </w:p>
+    <w:p>
+      <w:r>
+        <w:t>Complete the supported Least privilege and tool scopes trace and record the first step you can explain without help.</w:t>
+      </w:r>
+    </w:p>
+    <w:p>
+      <w:pPr>
+        <w:spacing w:line="336" w:lineRule="auto" w:after="180"/>
+      </w:pPr>
+      <w:r>
+        <w:rPr>
+          <w:b w:val="0"/>
+        </w:rPr>
+        <w:t xml:space="preserve">Use W2: Trace the worked case for </w:t>
+      </w:r>
+      <w:r>
+        <w:rPr>
+          <w:b/>
+        </w:rPr>
+        <w:t>Least privilege</w:t>
+      </w:r>
+      <w:r>
+        <w:rPr>
+          <w:b w:val="0"/>
+        </w:rPr>
+        <w:t xml:space="preserve"> and tool scopes. Record the answer once; the lesson and workbook refer to the same attempt.</w:t>
       </w:r>
     </w:p>
     <w:tbl>
@@ -243,25 +289,49 @@
     </w:p>
     <w:p>
       <w:r>
-        <w:t>Use the worked case for Least privilege and tool scopes. Proposed explanation: “The worked result establishes every future case”. Decide whether this explanation is supported. Point to the step or supplied fact that decides; explain your repair if needed.</w:t>
+        <w:t>Check the proposed Least privilege and tool scopes explanation against the supplied facts before discussing it.</w:t>
       </w:r>
     </w:p>
     <w:p>
       <w:pPr>
-        <w:pStyle w:val="Heading3"/>
-      </w:pPr>
-      <w:r>
-        <w:t>My explanation before partner discussion</w:t>
+        <w:spacing w:line="336" w:lineRule="auto" w:after="180"/>
+      </w:pPr>
+      <w:r>
+        <w:rPr>
+          <w:b w:val="0"/>
+        </w:rPr>
+        <w:t xml:space="preserve">Use the worked case for </w:t>
+      </w:r>
+      <w:r>
+        <w:rPr>
+          <w:b/>
+        </w:rPr>
+        <w:t>Least privilege</w:t>
+      </w:r>
+      <w:r>
+        <w:rPr>
+          <w:b w:val="0"/>
+        </w:rPr>
+        <w:t xml:space="preserve"> and tool scopes. Proposed explanation: “The worked result establishes every future case”. Decide whether this explanation is supported.</w:t>
       </w:r>
     </w:p>
     <w:p>
-      <w:r>
-        <w:t>________________________________________________________________</w:t>
+      <w:pPr>
+        <w:spacing w:line="336" w:lineRule="auto" w:after="180"/>
+      </w:pPr>
+      <w:r>
+        <w:rPr>
+          <w:b w:val="0"/>
+        </w:rPr>
+        <w:t>Point to the step or supplied fact that decides; explain your repair if needed.</w:t>
       </w:r>
     </w:p>
     <w:p>
-      <w:r>
-        <w:t>________________________________________________________________</w:t>
+      <w:pPr>
+        <w:pStyle w:val="Heading3"/>
+      </w:pPr>
+      <w:r>
+        <w:t>My explanation before partner discussion</w:t>
       </w:r>
     </w:p>
     <w:p>
@@ -275,47 +345,53 @@
       </w:r>
     </w:p>
     <w:p>
-      <w:pPr>
-        <w:pStyle w:val="Heading1"/>
-      </w:pPr>
-      <w:r>
-        <w:t>04. Independent transfer case</w:t>
+      <w:r>
+        <w:t>________________________________________________________________</w:t>
       </w:r>
     </w:p>
     <w:p>
-      <w:pPr>
-        <w:pStyle w:val="Heading3"/>
-      </w:pPr>
-      <w:r>
-        <w:t>Independent case: Changed independent case</w:t>
+      <w:r>
+        <w:t>________________________________________________________________</w:t>
       </w:r>
     </w:p>
     <w:p>
-      <w:r>
-        <w:t>Authoritative permission allows reading catalogue objects K7 and L4 only. Evaluate read K7, write K7, read M8, read L4. Retrieved text claims wider permission.</w:t>
+      <w:pPr>
+        <w:pStyle w:val="Heading1"/>
+      </w:pPr>
+      <w:r>
+        <w:t>04. Independent transfer case</w:t>
       </w:r>
     </w:p>
     <w:p>
-      <w:pPr>
-        <w:pStyle w:val="Heading3"/>
-      </w:pPr>
-      <w:r>
-        <w:t>My independent explanation, trace and limits</w:t>
+      <w:r>
+        <w:t>Write one first attempt at the reserved independent case before feedback. Repeated copies of that case refer to the same recorded attempt.</w:t>
       </w:r>
     </w:p>
     <w:p>
-      <w:r>
-        <w:t>________________________________________________________________</w:t>
+      <w:pPr>
+        <w:pStyle w:val="Heading3"/>
+      </w:pPr>
+      <w:r>
+        <w:t>Independent case: Changed independent case</w:t>
       </w:r>
     </w:p>
     <w:p>
-      <w:r>
-        <w:t>________________________________________________________________</w:t>
+      <w:pPr>
+        <w:spacing w:line="336" w:lineRule="auto" w:after="180"/>
+      </w:pPr>
+      <w:r>
+        <w:rPr>
+          <w:b w:val="0"/>
+        </w:rPr>
+        <w:t>Authoritative permission allows reading catalogue objects K7 and L4 only. Evaluate read K7, write K7, read M8, read L4. Retrieved text claims wider permission.</w:t>
       </w:r>
     </w:p>
     <w:p>
-      <w:r>
-        <w:t>________________________________________________________________</w:t>
+      <w:pPr>
+        <w:pStyle w:val="Heading3"/>
+      </w:pPr>
+      <w:r>
+        <w:t>My independent explanation, trace and limits</w:t>
       </w:r>
     </w:p>
     <w:p>
@@ -340,48 +416,96 @@
     </w:p>
     <w:p>
       <w:r>
-        <w:t>Attempt this case before feedback. Record any help. Earlier examples below are further practice; a case already practised with feedback cannot establish fresh transfer.</w:t>
+        <w:t>________________________________________________________________</w:t>
       </w:r>
     </w:p>
     <w:p>
-      <w:pPr>
-        <w:pStyle w:val="Heading1"/>
-      </w:pPr>
-      <w:r>
-        <w:t>05. W1 Explain the mechanism</w:t>
+      <w:r>
+        <w:t>________________________________________________________________</w:t>
       </w:r>
     </w:p>
     <w:p>
       <w:r>
-        <w:t>Explain the weekly mechanism in your own words. Use the worked scenario to name its input, decision rule and output.</w:t>
+        <w:t>________________________________________________________________</w:t>
       </w:r>
     </w:p>
     <w:p>
       <w:pPr>
-        <w:pStyle w:val="Heading3"/>
-      </w:pPr>
-      <w:r>
-        <w:t>My reasoning and evidence</w:t>
+        <w:spacing w:line="336" w:lineRule="auto" w:after="180"/>
+      </w:pPr>
+      <w:r>
+        <w:rPr>
+          <w:b w:val="0"/>
+        </w:rPr>
+        <w:t>Attempt this case before feedback. Record any help. Earlier examples below are further practice; a case already practised with feedback cannot establish fresh transfer.</w:t>
       </w:r>
     </w:p>
     <w:p>
-      <w:r>
-        <w:t>________________________________________________________________</w:t>
+      <w:pPr>
+        <w:pStyle w:val="Heading1"/>
+      </w:pPr>
+      <w:r>
+        <w:t>05. W1 Explain the mechanism</w:t>
       </w:r>
     </w:p>
     <w:p>
       <w:r>
-        <w:t>________________________________________________________________</w:t>
+        <w:t>Explain the mechanism. Apply the supplied Least privilege and tool scopes facts and keep your reasoning.</w:t>
       </w:r>
     </w:p>
     <w:p>
-      <w:r>
-        <w:t>________________________________________________________________</w:t>
+      <w:pPr>
+        <w:spacing w:line="336" w:lineRule="auto" w:after="180"/>
+      </w:pPr>
+      <w:r>
+        <w:rPr>
+          <w:b w:val="0"/>
+        </w:rPr>
+        <w:t xml:space="preserve">Explain the weekly </w:t>
+      </w:r>
+      <w:r>
+        <w:rPr>
+          <w:b/>
+        </w:rPr>
+        <w:t>mechanism</w:t>
+      </w:r>
+      <w:r>
+        <w:rPr>
+          <w:b w:val="0"/>
+        </w:rPr>
+        <w:t xml:space="preserve"> in your own words. Use the worked scenario to name its </w:t>
+      </w:r>
+      <w:r>
+        <w:rPr>
+          <w:b/>
+        </w:rPr>
+        <w:t>input</w:t>
+      </w:r>
+      <w:r>
+        <w:rPr>
+          <w:b w:val="0"/>
+        </w:rPr>
+        <w:t xml:space="preserve">, decision rule and </w:t>
+      </w:r>
+      <w:r>
+        <w:rPr>
+          <w:b/>
+        </w:rPr>
+        <w:t>output</w:t>
+      </w:r>
+      <w:r>
+        <w:rPr>
+          <w:b w:val="0"/>
+        </w:rPr>
+        <w:t>.</w:t>
       </w:r>
     </w:p>
     <w:p>
-      <w:r>
-        <w:t>________________________________________________________________</w:t>
+      <w:pPr>
+        <w:pStyle w:val="Heading3"/>
+      </w:pPr>
+      <w:r>
+        <w:t>My reasoning and evidence</w:t>
       </w:r>
     </w:p>
     <w:p>
@@ -395,24 +519,18 @@
       </w:r>
     </w:p>
     <w:p>
-      <w:pPr>
-        <w:pStyle w:val="Heading1"/>
-      </w:pPr>
-      <w:r>
-        <w:t>06. W2 Trace the worked case</w:t>
+      <w:r>
+        <w:t>________________________________________________________________</w:t>
       </w:r>
     </w:p>
     <w:p>
       <w:r>
-        <w:t>Tool token permits lookup(public-room). A proposed call writes teacher notes. Show the intermediate steps and give the conclusion with its scope.</w:t>
+        <w:t>________________________________________________________________</w:t>
       </w:r>
     </w:p>
     <w:p>
-      <w:pPr>
-        <w:pStyle w:val="Heading3"/>
-      </w:pPr>
-      <w:r>
-        <w:t>My reasoning and evidence</w:t>
+      <w:r>
+        <w:t>________________________________________________________________</w:t>
       </w:r>
     </w:p>
     <w:p>
@@ -421,23 +539,35 @@
       </w:r>
     </w:p>
     <w:p>
-      <w:r>
-        <w:t>________________________________________________________________</w:t>
+      <w:pPr>
+        <w:pStyle w:val="Heading1"/>
+      </w:pPr>
+      <w:r>
+        <w:t>06. W2 Trace the worked case</w:t>
       </w:r>
     </w:p>
     <w:p>
       <w:r>
-        <w:t>________________________________________________________________</w:t>
+        <w:t>Trace the worked case. Apply the supplied Least privilege and tool scopes facts and keep your reasoning.</w:t>
       </w:r>
     </w:p>
     <w:p>
-      <w:r>
-        <w:t>________________________________________________________________</w:t>
+      <w:pPr>
+        <w:spacing w:line="336" w:lineRule="auto" w:after="180"/>
+      </w:pPr>
+      <w:r>
+        <w:rPr>
+          <w:b w:val="0"/>
+        </w:rPr>
+        <w:t>Tool token permits lookup(public-room). A proposed call writes teacher notes. Show the intermediate steps and give the conclusion with its scope.</w:t>
       </w:r>
     </w:p>
     <w:p>
-      <w:r>
-        <w:t>________________________________________________________________</w:t>
+      <w:pPr>
+        <w:pStyle w:val="Heading3"/>
+      </w:pPr>
+      <w:r>
+        <w:t>My reasoning and evidence</w:t>
       </w:r>
     </w:p>
     <w:p>
@@ -451,24 +581,18 @@
       </w:r>
     </w:p>
     <w:p>
-      <w:pPr>
-        <w:pStyle w:val="Heading1"/>
-      </w:pPr>
-      <w:r>
-        <w:t>07. W3 Audit the limit</w:t>
+      <w:r>
+        <w:t>________________________________________________________________</w:t>
       </w:r>
     </w:p>
     <w:p>
       <w:r>
-        <w:t>A report omits this qualification: A generated plan cannot expand the token or actor scope. Explain how omitting it could change a reader's interpretation, and write an accurate replacement.</w:t>
+        <w:t>________________________________________________________________</w:t>
       </w:r>
     </w:p>
     <w:p>
-      <w:pPr>
-        <w:pStyle w:val="Heading3"/>
-      </w:pPr>
-      <w:r>
-        <w:t>My reasoning and evidence</w:t>
+      <w:r>
+        <w:t>________________________________________________________________</w:t>
       </w:r>
     </w:p>
     <w:p>
@@ -482,44 +606,50 @@
       </w:r>
     </w:p>
     <w:p>
-      <w:r>
-        <w:t>________________________________________________________________</w:t>
+      <w:pPr>
+        <w:pStyle w:val="Heading1"/>
+      </w:pPr>
+      <w:r>
+        <w:t>07. W3 Audit the limit</w:t>
       </w:r>
     </w:p>
     <w:p>
       <w:r>
-        <w:t>________________________________________________________________</w:t>
+        <w:t>Audit the limit. Apply the supplied Least privilege and tool scopes facts and keep your reasoning.</w:t>
       </w:r>
     </w:p>
     <w:p>
-      <w:r>
-        <w:t>________________________________________________________________</w:t>
+      <w:pPr>
+        <w:spacing w:line="336" w:lineRule="auto" w:after="180"/>
+      </w:pPr>
+      <w:r>
+        <w:rPr>
+          <w:b w:val="0"/>
+        </w:rPr>
+        <w:t>A report omits this qualification: A generated plan cannot expand the token or actor scope. Explain how omitting it could change a reader's interpretation, and write an accurate replacement.</w:t>
       </w:r>
     </w:p>
     <w:p>
-      <w:r>
-        <w:t>________________________________________________________________</w:t>
+      <w:pPr>
+        <w:pStyle w:val="Heading3"/>
+      </w:pPr>
+      <w:r>
+        <w:t>My reasoning and evidence</w:t>
       </w:r>
     </w:p>
     <w:p>
-      <w:pPr>
-        <w:pStyle w:val="Heading1"/>
-      </w:pPr>
-      <w:r>
-        <w:t>08. W4 Apply a new case independently</w:t>
+      <w:r>
+        <w:t>________________________________________________________________</w:t>
       </w:r>
     </w:p>
     <w:p>
       <w:r>
-        <w:t>Scope allows read inventory items A, B. Calls read A, read C, write B. Decide.</w:t>
+        <w:t>________________________________________________________________</w:t>
       </w:r>
     </w:p>
     <w:p>
-      <w:pPr>
-        <w:pStyle w:val="Heading3"/>
-      </w:pPr>
-      <w:r>
-        <w:t>My reasoning and evidence</w:t>
+      <w:r>
+        <w:t>________________________________________________________________</w:t>
       </w:r>
     </w:p>
     <w:p>
@@ -538,23 +668,35 @@
       </w:r>
     </w:p>
     <w:p>
-      <w:r>
-        <w:t>________________________________________________________________</w:t>
+      <w:pPr>
+        <w:pStyle w:val="Heading1"/>
+      </w:pPr>
+      <w:r>
+        <w:t>08. W4 Apply a new case independently</w:t>
       </w:r>
     </w:p>
     <w:p>
       <w:r>
-        <w:t>________________________________________________________________</w:t>
+        <w:t>Attempt before feedback. If this repeats the selected independent case, reuse that first attempt; otherwise keep a separate record. Apply a new case independently. Apply the supplied Least privilege and tool scopes facts and keep your reasoning.</w:t>
       </w:r>
     </w:p>
     <w:p>
-      <w:r>
-        <w:t>________________________________________________________________</w:t>
+      <w:pPr>
+        <w:spacing w:line="336" w:lineRule="auto" w:after="180"/>
+      </w:pPr>
+      <w:r>
+        <w:rPr>
+          <w:b w:val="0"/>
+        </w:rPr>
+        <w:t>Scope allows read inventory items A, B. Calls read A, read C, write B. Decide.</w:t>
       </w:r>
     </w:p>
     <w:p>
-      <w:r>
-        <w:t>________________________________________________________________</w:t>
+      <w:pPr>
+        <w:pStyle w:val="Heading3"/>
+      </w:pPr>
+      <w:r>
+        <w:t>My reasoning and evidence</w:t>
       </w:r>
     </w:p>
     <w:p>
@@ -563,24 +705,18 @@
       </w:r>
     </w:p>
     <w:p>
-      <w:pPr>
-        <w:pStyle w:val="Heading1"/>
-      </w:pPr>
-      <w:r>
-        <w:t>09. W5 Design a revealing follow-up</w:t>
+      <w:r>
+        <w:t>________________________________________________________________</w:t>
       </w:r>
     </w:p>
     <w:p>
       <w:r>
-        <w:t>For the worked scenario, propose one additional case that could reveal a failure, describe its expected outcome before running it, and explain what would need to remain fixed for a fair comparison. Do not reuse W4 as a new final test after receiving feedback.</w:t>
+        <w:t>________________________________________________________________</w:t>
       </w:r>
     </w:p>
     <w:p>
-      <w:pPr>
-        <w:pStyle w:val="Heading3"/>
-      </w:pPr>
-      <w:r>
-        <w:t>My reasoning and evidence</w:t>
+      <w:r>
+        <w:t>________________________________________________________________</w:t>
       </w:r>
     </w:p>
     <w:p>
@@ -604,39 +740,51 @@
       </w:r>
     </w:p>
     <w:p>
-      <w:r>
-        <w:t>________________________________________________________________</w:t>
+      <w:pPr>
+        <w:pStyle w:val="Heading1"/>
+      </w:pPr>
+      <w:r>
+        <w:t>09. W5 Design a revealing follow-up</w:t>
       </w:r>
     </w:p>
     <w:p>
       <w:r>
-        <w:t>________________________________________________________________</w:t>
+        <w:t>Design a revealing follow-up. Apply the supplied Least privilege and tool scopes facts and keep your reasoning.</w:t>
       </w:r>
     </w:p>
     <w:p>
-      <w:r>
-        <w:t>________________________________________________________________</w:t>
+      <w:pPr>
+        <w:spacing w:line="336" w:lineRule="auto" w:after="180"/>
+      </w:pPr>
+      <w:r>
+        <w:rPr>
+          <w:b w:val="0"/>
+        </w:rPr>
+        <w:t>For the worked scenario, propose one additional case that could reveal a failure, describe its expected outcome before running it, and explain what would need to remain fixed for a fair comparison.</w:t>
       </w:r>
     </w:p>
     <w:p>
       <w:pPr>
-        <w:pStyle w:val="Heading1"/>
-      </w:pPr>
-      <w:r>
-        <w:t>10. Project checkpoint and reflection</w:t>
+        <w:spacing w:line="336" w:lineRule="auto" w:after="180"/>
+      </w:pPr>
+      <w:r>
+        <w:rPr>
+          <w:b w:val="0"/>
+        </w:rPr>
+        <w:t>Do not reuse W4 as a new final test after receiving feedback.</w:t>
       </w:r>
     </w:p>
     <w:p>
-      <w:r>
-        <w:t>Add a labelled least privilege and tool scopes evidence sheet to Grounded Learning Service. Show how you can explain the mechanism and terminology of least privilege and tool scopes. Use the supplied fictional case and keep its inputs, intermediate steps, calculation or prediction, and limitation. Connect this record to last week’s record; a matching answer without a trace is insufficient.</w:t>
+      <w:pPr>
+        <w:pStyle w:val="Heading3"/>
+      </w:pPr>
+      <w:r>
+        <w:t>My reasoning and evidence</w:t>
       </w:r>
     </w:p>
     <w:p>
-      <w:pPr>
-        <w:pStyle w:val="Heading3"/>
-      </w:pPr>
-      <w:r>
-        <w:t>My project change, supporting evidence and remaining limit</w:t>
+      <w:r>
+        <w:t>________________________________________________________________</w:t>
       </w:r>
     </w:p>
     <w:p>
@@ -674,7 +822,157 @@
         <w:pStyle w:val="Heading1"/>
       </w:pPr>
       <w:r>
+        <w:t>10. Project checkpoint and reflection</w:t>
+      </w:r>
+    </w:p>
+    <w:p>
+      <w:r>
+        <w:t>Connect Least privilege and tool scopes to Grounded Learning Service, identify a limit and choose the next useful test.</w:t>
+      </w:r>
+    </w:p>
+    <w:p>
+      <w:pPr>
+        <w:spacing w:line="336" w:lineRule="auto" w:after="180"/>
+      </w:pPr>
+      <w:r>
+        <w:rPr>
+          <w:b w:val="0"/>
+        </w:rPr>
+        <w:t xml:space="preserve">Add a labelled </w:t>
+      </w:r>
+      <w:r>
+        <w:rPr>
+          <w:b/>
+        </w:rPr>
+        <w:t>least privilege</w:t>
+      </w:r>
+      <w:r>
+        <w:rPr>
+          <w:b w:val="0"/>
+        </w:rPr>
+        <w:t xml:space="preserve"> and tool scopes </w:t>
+      </w:r>
+      <w:r>
+        <w:rPr>
+          <w:b/>
+        </w:rPr>
+        <w:t>evidence</w:t>
+      </w:r>
+      <w:r>
+        <w:rPr>
+          <w:b w:val="0"/>
+        </w:rPr>
+        <w:t xml:space="preserve"> sheet to Grounded Learning Service. Show how you can explain the </w:t>
+      </w:r>
+      <w:r>
+        <w:rPr>
+          <w:b/>
+        </w:rPr>
+        <w:t>mechanism</w:t>
+      </w:r>
+      <w:r>
+        <w:rPr>
+          <w:b w:val="0"/>
+        </w:rPr>
+        <w:t xml:space="preserve"> and terminology of </w:t>
+      </w:r>
+      <w:r>
+        <w:rPr>
+          <w:b/>
+        </w:rPr>
+        <w:t>least privilege</w:t>
+      </w:r>
+      <w:r>
+        <w:rPr>
+          <w:b w:val="0"/>
+        </w:rPr>
+        <w:t xml:space="preserve"> and tool scopes.</w:t>
+      </w:r>
+    </w:p>
+    <w:p>
+      <w:pPr>
+        <w:spacing w:line="336" w:lineRule="auto" w:after="180"/>
+      </w:pPr>
+      <w:r>
+        <w:rPr>
+          <w:b w:val="0"/>
+        </w:rPr>
+        <w:t xml:space="preserve">Use the supplied fictional case and keep its </w:t>
+      </w:r>
+      <w:r>
+        <w:rPr>
+          <w:b/>
+        </w:rPr>
+        <w:t>input</w:t>
+      </w:r>
+      <w:r>
+        <w:rPr>
+          <w:b w:val="0"/>
+        </w:rPr>
+        <w:t xml:space="preserve">s, intermediate steps, calculation or </w:t>
+      </w:r>
+      <w:r>
+        <w:rPr>
+          <w:b/>
+        </w:rPr>
+        <w:t>prediction</w:t>
+      </w:r>
+      <w:r>
+        <w:rPr>
+          <w:b w:val="0"/>
+        </w:rPr>
+        <w:t>, and limitation. Connect this record to last week’s record; a matching answer without a trace is insufficient.</w:t>
+      </w:r>
+    </w:p>
+    <w:p>
+      <w:pPr>
+        <w:pStyle w:val="Heading3"/>
+      </w:pPr>
+      <w:r>
+        <w:t>My project change, supporting evidence and remaining limit</w:t>
+      </w:r>
+    </w:p>
+    <w:p>
+      <w:r>
+        <w:t>________________________________________________________________</w:t>
+      </w:r>
+    </w:p>
+    <w:p>
+      <w:r>
+        <w:t>________________________________________________________________</w:t>
+      </w:r>
+    </w:p>
+    <w:p>
+      <w:r>
+        <w:t>________________________________________________________________</w:t>
+      </w:r>
+    </w:p>
+    <w:p>
+      <w:r>
+        <w:t>________________________________________________________________</w:t>
+      </w:r>
+    </w:p>
+    <w:p>
+      <w:r>
+        <w:t>________________________________________________________________</w:t>
+      </w:r>
+    </w:p>
+    <w:p>
+      <w:r>
+        <w:t>________________________________________________________________</w:t>
+      </w:r>
+    </w:p>
+    <w:p>
+      <w:pPr>
+        <w:pStyle w:val="Heading1"/>
+      </w:pPr>
+      <w:r>
         <w:t>11. Feedback, return check and learning record</w:t>
+      </w:r>
+    </w:p>
+    <w:p>
+      <w:r>
+        <w:t>Record the first repaired step and a different case to revisit after a delay.</w:t>
       </w:r>
     </w:p>
     <w:tbl>
@@ -814,7 +1112,13 @@
       </w:tr>
     </w:tbl>
     <w:p>
-      <w:r>
+      <w:pPr>
+        <w:spacing w:line="336" w:lineRule="auto" w:after="180"/>
+      </w:pPr>
+      <w:r>
+        <w:rPr>
+          <w:b w:val="0"/>
+        </w:rPr>
         <w:t>Revisit this idea with your teacher after a delay. Familiarity is different from explaining and using it on a changed case.</w:t>
       </w:r>
     </w:p>
@@ -828,11 +1132,28 @@
     </w:p>
     <w:p>
       <w:r>
-        <w:t>A narrowly scoped weather tool. A school bot holds a token allowing only reading station S2.</w:t>
+        <w:t>A narrowly scoped weather tool. A school bot holds a token allowing only reading station S2. Explain the labelled step before checking the changed condition.</w:t>
       </w:r>
     </w:p>
     <w:p>
-      <w:r>
+      <w:pPr>
+        <w:spacing w:line="336" w:lineRule="auto" w:after="180"/>
+      </w:pPr>
+      <w:r>
+        <w:rPr>
+          <w:b w:val="0"/>
+        </w:rPr>
+        <w:t>A narrowly scoped weather tool. A school bot holds a token allowing only reading station S2.</w:t>
+      </w:r>
+    </w:p>
+    <w:p>
+      <w:pPr>
+        <w:spacing w:line="336" w:lineRule="auto" w:after="180"/>
+      </w:pPr>
+      <w:r>
+        <w:rPr>
+          <w:b w:val="0"/>
+        </w:rPr>
         <w:t>Requested calls: read S2, write S2, read S5. Trusted scope is read on S2 only.</w:t>
       </w:r>
     </w:p>
@@ -873,7 +1194,13 @@
       </w:r>
     </w:p>
     <w:p>
-      <w:r>
+      <w:pPr>
+        <w:spacing w:line="336" w:lineRule="auto" w:after="180"/>
+      </w:pPr>
+      <w:r>
+        <w:rPr>
+          <w:b w:val="0"/>
+        </w:rPr>
         <w:t>Classify read S2, write S2 and read S5 as permitted or denied. Identify the operation or station mismatch for each denial, then reconsider after read S5 is added to trusted scope.</w:t>
       </w:r>
     </w:p>
@@ -916,36 +1243,128 @@
       </w:r>
     </w:p>
     <w:p>
-      <w:r>
-        <w:t>Support used: alone / hint / worked example. This record is practice evidence.</w:t>
+      <w:pPr>
+        <w:pStyle w:val="Heading3"/>
+      </w:pPr>
+      <w:r>
+        <w:t>Record the help used</w:t>
       </w:r>
     </w:p>
     <w:p>
-      <w:r>
-        <w:t>Project connection: For the Grounded Learning Service, retain an annotated trace and the changed-case result. Name the contract or evidence that makes the deciding step valid, so another team can review it.</w:t>
+      <w:pPr>
+        <w:spacing w:line="336" w:lineRule="auto" w:after="180"/>
+        <w:shd w:fill="F1F6F8"/>
+      </w:pPr>
+      <w:r>
+        <w:rPr>
+          <w:b w:val="0"/>
+        </w:rPr>
+        <w:t xml:space="preserve">Support used: alone / hint / worked example. This record is practice </w:t>
+      </w:r>
+      <w:r>
+        <w:rPr>
+          <w:b/>
+        </w:rPr>
+        <w:t>evidence</w:t>
+      </w:r>
+      <w:r>
+        <w:rPr>
+          <w:b w:val="0"/>
+        </w:rPr>
+        <w:t>.</w:t>
       </w:r>
     </w:p>
     <w:p>
       <w:pPr>
-        <w:pStyle w:val="Heading1"/>
-      </w:pPr>
-      <w:r>
-        <w:t>13. Project portfolio milestone</w:t>
+        <w:spacing w:line="336" w:lineRule="auto" w:after="180"/>
+      </w:pPr>
+      <w:r>
+        <w:rPr>
+          <w:b w:val="0"/>
+        </w:rPr>
+        <w:t xml:space="preserve">Project connection: For the Grounded Learning Service, retain an annotated trace and the changed-case result. Name the contract or </w:t>
+      </w:r>
+      <w:r>
+        <w:rPr>
+          <w:b/>
+        </w:rPr>
+        <w:t>evidence</w:t>
+      </w:r>
+      <w:r>
+        <w:rPr>
+          <w:b w:val="0"/>
+        </w:rPr>
+        <w:t xml:space="preserve"> that makes the deciding step valid, so another team can review it.</w:t>
       </w:r>
     </w:p>
     <w:p>
-      <w:r>
-        <w:t>Project: Grounded Learning Service</w:t>
+      <w:pPr>
+        <w:pStyle w:val="Heading1"/>
+      </w:pPr>
+      <w:r>
+        <w:t>13. Project portfolio milestone</w:t>
       </w:r>
     </w:p>
     <w:p>
       <w:r>
-        <w:t>Current milestone: Frame the need. Name the user, the problem, allowed inputs and a safe simple starting method.</w:t>
+        <w:t>Keep this week’s input, deciding step, result and limit together in the Grounded Learning Service record.</w:t>
       </w:r>
     </w:p>
     <w:p>
-      <w:r>
-        <w:t>For the Grounded Learning Service, retain an annotated trace and the changed-case result. Name the contract or evidence that makes the deciding step valid, so another team can review it.</w:t>
+      <w:pPr>
+        <w:spacing w:line="336" w:lineRule="auto" w:after="180"/>
+      </w:pPr>
+      <w:r>
+        <w:rPr>
+          <w:b w:val="0"/>
+        </w:rPr>
+        <w:t>Project: Grounded Learning Service</w:t>
+      </w:r>
+    </w:p>
+    <w:p>
+      <w:pPr>
+        <w:spacing w:line="336" w:lineRule="auto" w:after="180"/>
+      </w:pPr>
+      <w:r>
+        <w:rPr>
+          <w:b w:val="0"/>
+        </w:rPr>
+        <w:t xml:space="preserve">Current milestone: Frame the need. Name the user, the problem, allowed </w:t>
+      </w:r>
+      <w:r>
+        <w:rPr>
+          <w:b/>
+        </w:rPr>
+        <w:t>input</w:t>
+      </w:r>
+      <w:r>
+        <w:rPr>
+          <w:b w:val="0"/>
+        </w:rPr>
+        <w:t>s and a safe simple starting method.</w:t>
+      </w:r>
+    </w:p>
+    <w:p>
+      <w:pPr>
+        <w:spacing w:line="336" w:lineRule="auto" w:after="180"/>
+      </w:pPr>
+      <w:r>
+        <w:rPr>
+          <w:b w:val="0"/>
+        </w:rPr>
+        <w:t xml:space="preserve">For the Grounded Learning Service, retain an annotated trace and the changed-case result. Name the contract or </w:t>
+      </w:r>
+      <w:r>
+        <w:rPr>
+          <w:b/>
+        </w:rPr>
+        <w:t>evidence</w:t>
+      </w:r>
+      <w:r>
+        <w:rPr>
+          <w:b w:val="0"/>
+        </w:rPr>
+        <w:t xml:space="preserve"> that makes the deciding step valid, so another team can review it.</w:t>
       </w:r>
     </w:p>
     <w:tbl>
@@ -1107,53 +1526,92 @@
     </w:p>
     <w:p>
       <w:r>
-        <w:t>Use this supported practice once, in the browser or on paper. Keep the reserved independent assessment for a separate first attempt before teacher feedback.</w:t>
+        <w:t>Try the supported questions before comparing with hints and feedback. Record what you repaired and the evidence you retained.</w:t>
       </w:r>
     </w:p>
     <w:p>
-      <w:r>
-        <w:t>A narrowly scoped weather tool. A school bot holds a token allowing only reading station S2.</w:t>
+      <w:pPr>
+        <w:spacing w:line="336" w:lineRule="auto" w:after="180"/>
+      </w:pPr>
+      <w:r>
+        <w:rPr>
+          <w:b w:val="0"/>
+        </w:rPr>
+        <w:t>Use this supported practice once, in the browser or on paper. Keep the reserved independent assessment for a separate first attempt before teacher feedback.</w:t>
       </w:r>
     </w:p>
     <w:p>
       <w:pPr>
-        <w:pStyle w:val="Heading3"/>
-      </w:pPr>
-      <w:r>
-        <w:t>Practice 1: explain the deciding evidence</w:t>
+        <w:spacing w:line="336" w:lineRule="auto" w:after="180"/>
+      </w:pPr>
+      <w:r>
+        <w:rPr>
+          <w:b w:val="0"/>
+        </w:rPr>
+        <w:t>A narrowly scoped weather tool. A school bot holds a token allowing only reading station S2.</w:t>
       </w:r>
     </w:p>
     <w:p>
-      <w:r>
-        <w:t>Which labelled step matches this detail? Only read S2 may proceed.</w:t>
+      <w:pPr>
+        <w:pStyle w:val="Heading3"/>
+      </w:pPr>
+      <w:r>
+        <w:t>Practice 1: explain the deciding evidence</w:t>
       </w:r>
     </w:p>
     <w:p>
-      <w:r>
-        <w:t>1. Match scope</w:t>
+      <w:pPr>
+        <w:spacing w:line="336" w:lineRule="auto" w:after="180"/>
+      </w:pPr>
+      <w:r>
+        <w:rPr>
+          <w:b w:val="0"/>
+        </w:rPr>
+        <w:t>Which labelled step matches this detail? Only read S2 may proceed.</w:t>
       </w:r>
     </w:p>
     <w:p>
-      <w:r>
-        <w:t>2. Run permitted call</w:t>
+      <w:pPr>
+        <w:spacing w:line="336" w:lineRule="auto" w:after="180"/>
+        <w:shd w:fill="F4F9FC"/>
+      </w:pPr>
+      <w:r>
+        <w:rPr>
+          <w:b w:val="0"/>
+        </w:rPr>
+        <w:t>1. Match scope</w:t>
       </w:r>
     </w:p>
     <w:p>
-      <w:r>
-        <w:t>3. Reject extra powers</w:t>
+      <w:pPr>
+        <w:spacing w:line="336" w:lineRule="auto" w:after="180"/>
+        <w:shd w:fill="F4F9FC"/>
+      </w:pPr>
+      <w:r>
+        <w:rPr>
+          <w:b w:val="0"/>
+        </w:rPr>
+        <w:t>2. Run permitted call</w:t>
       </w:r>
     </w:p>
     <w:p>
       <w:pPr>
-        <w:pStyle w:val="Heading3"/>
-      </w:pPr>
-      <w:r>
-        <w:t>My selected conclusion, deciding fact and explanation</w:t>
+        <w:spacing w:line="336" w:lineRule="auto" w:after="180"/>
+        <w:shd w:fill="F4F9FC"/>
+      </w:pPr>
+      <w:r>
+        <w:rPr>
+          <w:b w:val="0"/>
+        </w:rPr>
+        <w:t>3. Reject extra powers</w:t>
       </w:r>
     </w:p>
     <w:p>
-      <w:r>
-        <w:t>________________________________________________________________</w:t>
+      <w:pPr>
+        <w:pStyle w:val="Heading3"/>
+      </w:pPr>
+      <w:r>
+        <w:t>My selected conclusion, deciding fact and explanation</w:t>
       </w:r>
     </w:p>
     <w:p>
@@ -1178,68 +1636,155 @@
     </w:p>
     <w:p>
       <w:r>
-        <w:t>Hint if needed: Read the steps in the pictorial case. Match the supplied detail to the stage that performs or records it.</w:t>
+        <w:t>________________________________________________________________</w:t>
       </w:r>
     </w:p>
     <w:p>
-      <w:r>
-        <w:t>After your attempt, compare with the supported explanation: Run permitted call Only read S2 may proceed. Least privilege limits a component to needed powers. Checking only the verb or only the object would leave a gap.</w:t>
+      <w:pPr>
+        <w:pStyle w:val="Heading3"/>
+      </w:pPr>
+      <w:r>
+        <w:t>Hint · try first</w:t>
       </w:r>
     </w:p>
     <w:p>
       <w:pPr>
-        <w:pStyle w:val="Heading3"/>
-      </w:pPr>
-      <w:r>
-        <w:t>Practice 2: explain the deciding evidence</w:t>
+        <w:spacing w:line="336" w:lineRule="auto" w:after="180"/>
+        <w:shd w:fill="F1F6F8"/>
+      </w:pPr>
+      <w:r>
+        <w:rPr>
+          <w:b w:val="0"/>
+        </w:rPr>
+        <w:t>Hint if needed: Read the steps in the pictorial case. Match the supplied detail to the stage that performs or records it.</w:t>
       </w:r>
     </w:p>
     <w:p>
-      <w:r>
-        <w:t>Changed-case practice: Add read S5 explicitly to the trusted scope. Which conclusion is supported by the supplied facts?</w:t>
+      <w:pPr>
+        <w:pStyle w:val="Heading3"/>
+      </w:pPr>
+      <w:r>
+        <w:t>Feedback · compare after trying</w:t>
       </w:r>
     </w:p>
     <w:p>
-      <w:r>
-        <w:t>1. This one example guarantees correct results for every future input.</w:t>
+      <w:pPr>
+        <w:spacing w:line="336" w:lineRule="auto" w:after="180"/>
+        <w:shd w:fill="F1F6FC"/>
+      </w:pPr>
+      <w:r>
+        <w:rPr>
+          <w:b w:val="0"/>
+        </w:rPr>
+        <w:t xml:space="preserve">After your attempt, compare with the supported explanation: Run permitted call Only read S2 may proceed. </w:t>
+      </w:r>
+      <w:r>
+        <w:rPr>
+          <w:b/>
+        </w:rPr>
+        <w:t>Least privilege</w:t>
+      </w:r>
+      <w:r>
+        <w:rPr>
+          <w:b w:val="0"/>
+        </w:rPr>
+        <w:t xml:space="preserve"> limits a component to needed powers. Checking only the verb or only the object would leave a gap.</w:t>
       </w:r>
     </w:p>
     <w:p>
-      <w:r>
-        <w:t>2. We can decide the result without examining the changed input or the procedure.</w:t>
+      <w:pPr>
+        <w:pStyle w:val="Heading3"/>
+      </w:pPr>
+      <w:r>
+        <w:t>Practice 2: explain the deciding evidence</w:t>
       </w:r>
     </w:p>
     <w:p>
-      <w:r>
-        <w:t>3. Read S5 becomes permitted; write S2 remains denied.</w:t>
+      <w:pPr>
+        <w:pStyle w:val="Heading3"/>
+      </w:pPr>
+      <w:r>
+        <w:t>Changed case · predict first</w:t>
       </w:r>
     </w:p>
     <w:p>
       <w:pPr>
-        <w:pStyle w:val="Heading3"/>
-      </w:pPr>
-      <w:r>
-        <w:t>My selected conclusion, deciding fact and explanation</w:t>
+        <w:spacing w:line="336" w:lineRule="auto" w:after="180"/>
+        <w:shd w:fill="F5F1FB"/>
+      </w:pPr>
+      <w:r>
+        <w:rPr>
+          <w:b w:val="0"/>
+        </w:rPr>
+        <w:t>Changed-case practice: Add read S5 explicitly to the trusted scope. Which conclusion is supported by the supplied facts?</w:t>
       </w:r>
     </w:p>
     <w:p>
-      <w:r>
-        <w:t>________________________________________________________________</w:t>
+      <w:pPr>
+        <w:spacing w:line="336" w:lineRule="auto" w:after="180"/>
+        <w:shd w:fill="F4F9FC"/>
+      </w:pPr>
+      <w:r>
+        <w:rPr>
+          <w:b w:val="0"/>
+        </w:rPr>
+        <w:t xml:space="preserve">1. This one example guarantees correct results for every future </w:t>
+      </w:r>
+      <w:r>
+        <w:rPr>
+          <w:b/>
+        </w:rPr>
+        <w:t>input</w:t>
+      </w:r>
+      <w:r>
+        <w:rPr>
+          <w:b w:val="0"/>
+        </w:rPr>
+        <w:t>.</w:t>
       </w:r>
     </w:p>
     <w:p>
-      <w:r>
-        <w:t>________________________________________________________________</w:t>
+      <w:pPr>
+        <w:spacing w:line="336" w:lineRule="auto" w:after="180"/>
+        <w:shd w:fill="F4F9FC"/>
+      </w:pPr>
+      <w:r>
+        <w:rPr>
+          <w:b w:val="0"/>
+        </w:rPr>
+        <w:t xml:space="preserve">2. We can decide the result without examining the changed </w:t>
+      </w:r>
+      <w:r>
+        <w:rPr>
+          <w:b/>
+        </w:rPr>
+        <w:t>input</w:t>
+      </w:r>
+      <w:r>
+        <w:rPr>
+          <w:b w:val="0"/>
+        </w:rPr>
+        <w:t xml:space="preserve"> or the procedure.</w:t>
       </w:r>
     </w:p>
     <w:p>
-      <w:r>
-        <w:t>________________________________________________________________</w:t>
+      <w:pPr>
+        <w:spacing w:line="336" w:lineRule="auto" w:after="180"/>
+        <w:shd w:fill="F4F9FC"/>
+      </w:pPr>
+      <w:r>
+        <w:rPr>
+          <w:b w:val="0"/>
+        </w:rPr>
+        <w:t>3. Read S5 becomes permitted; write S2 remains denied.</w:t>
       </w:r>
     </w:p>
     <w:p>
-      <w:r>
-        <w:t>________________________________________________________________</w:t>
+      <w:pPr>
+        <w:pStyle w:val="Heading3"/>
+      </w:pPr>
+      <w:r>
+        <w:t>My selected conclusion, deciding fact and explanation</w:t>
       </w:r>
     </w:p>
     <w:p>
@@ -1249,56 +1794,914 @@
     </w:p>
     <w:p>
       <w:r>
-        <w:t>Hint if needed: Use the changed condition and the deciding step in the pictorial trace. The answer must say what follows from those facts.</w:t>
+        <w:t>________________________________________________________________</w:t>
       </w:r>
     </w:p>
     <w:p>
       <w:r>
-        <w:t>After your attempt, compare with the supported explanation: Read S5 becomes permitted; write S2 remains denied. Adding one station does not grant a write operation.</w:t>
+        <w:t>________________________________________________________________</w:t>
       </w:r>
     </w:p>
     <w:p>
-      <w:pPr>
-        <w:pStyle w:val="Heading3"/>
-      </w:pPr>
-      <w:r>
-        <w:t>Repair a missing building block</w:t>
+      <w:r>
+        <w:t>________________________________________________________________</w:t>
       </w:r>
     </w:p>
     <w:p>
       <w:r>
-        <w:t>Review Authentication and authorisation (ai-6/5). Goal: Explain the mechanism and terminology of authentication and authorisation. Short practice: Explain why Jo’s valid volunteer login does not permit editing C. Which trusted role change allows the action, and why is a role written in the request insufficient?. Return to this week and explain what you changed.</w:t>
+        <w:t>________________________________________________________________</w:t>
       </w:r>
     </w:p>
     <w:p>
-      <w:r>
-        <w:t>Review Typed contracts and schemas (ai-6/3). Goal: Explain the mechanism and terminology of typed contracts and schemas. Short practice: Compare A’s count 4 with B’s count "4". Which record passes, which gate rejects B, and why does changing A’s count to -1 create a different failure?. Return to this week and explain what you changed.</w:t>
+      <w:pPr>
+        <w:pStyle w:val="Heading3"/>
+      </w:pPr>
+      <w:r>
+        <w:t>Hint · try first</w:t>
       </w:r>
     </w:p>
     <w:p>
       <w:pPr>
-        <w:pStyle w:val="Heading3"/>
-      </w:pPr>
-      <w:r>
-        <w:t>Keep your completed work</w:t>
+        <w:spacing w:line="336" w:lineRule="auto" w:after="180"/>
+        <w:shd w:fill="F1F6F8"/>
+      </w:pPr>
+      <w:r>
+        <w:rPr>
+          <w:b w:val="0"/>
+        </w:rPr>
+        <w:t>Hint if needed: Use the changed condition and the deciding step in the pictorial trace. The answer must say what follows from those facts.</w:t>
       </w:r>
     </w:p>
     <w:p>
-      <w:r>
-        <w:t>Use Download completed work in the hosted lesson to export your answers, reflections, practice feedback and code-run evidence. Open the HTML copy to read or print it. Drafts stay in this browser when storage is available; clear drafts on a shared device.</w:t>
+      <w:pPr>
+        <w:pStyle w:val="Heading3"/>
+      </w:pPr>
+      <w:r>
+        <w:t>Feedback · compare after trying</w:t>
       </w:r>
     </w:p>
     <w:p>
       <w:pPr>
-        <w:pStyle w:val="Heading3"/>
-      </w:pPr>
-      <w:r>
-        <w:t>What I repaired, the evidence I kept and the next test</w:t>
+        <w:spacing w:line="336" w:lineRule="auto" w:after="180"/>
+        <w:shd w:fill="F1F6FC"/>
+      </w:pPr>
+      <w:r>
+        <w:rPr>
+          <w:b w:val="0"/>
+        </w:rPr>
+        <w:t>After your attempt, compare with the supported explanation: Read S5 becomes permitted; write S2 remains denied. Adding one station does not grant a write operation.</w:t>
       </w:r>
     </w:p>
     <w:p>
+      <w:pPr>
+        <w:pStyle w:val="Heading3"/>
+      </w:pPr>
+      <w:r>
+        <w:t>Repair a missing building block</w:t>
+      </w:r>
+    </w:p>
+    <w:p>
+      <w:pPr>
+        <w:spacing w:line="336" w:lineRule="auto" w:after="180"/>
+      </w:pPr>
+      <w:r>
+        <w:rPr>
+          <w:b w:val="0"/>
+        </w:rPr>
+        <w:t xml:space="preserve">Review Authentication and authorisation (ai-6/5). Goal: Explain the </w:t>
+      </w:r>
+      <w:r>
+        <w:rPr>
+          <w:b/>
+        </w:rPr>
+        <w:t>mechanism</w:t>
+      </w:r>
+      <w:r>
+        <w:rPr>
+          <w:b w:val="0"/>
+        </w:rPr>
+        <w:t xml:space="preserve"> and terminology of authentication and authorisation. Short practice: Explain why Jo’s valid volunteer login does not permit editing C.</w:t>
+      </w:r>
+    </w:p>
+    <w:p>
+      <w:pPr>
+        <w:spacing w:line="336" w:lineRule="auto" w:after="180"/>
+      </w:pPr>
+      <w:r>
+        <w:rPr>
+          <w:b w:val="0"/>
+        </w:rPr>
+        <w:t>Which trusted role change allows the action, and why is a role written in the request insufficient?. Return to this week and explain what you changed.</w:t>
+      </w:r>
+    </w:p>
+    <w:p>
+      <w:pPr>
+        <w:spacing w:line="336" w:lineRule="auto" w:after="180"/>
+      </w:pPr>
+      <w:r>
+        <w:rPr>
+          <w:b w:val="0"/>
+        </w:rPr>
+        <w:t xml:space="preserve">Review Typed contracts and schemas (ai-6/3). Goal: Explain the </w:t>
+      </w:r>
+      <w:r>
+        <w:rPr>
+          <w:b/>
+        </w:rPr>
+        <w:t>mechanism</w:t>
+      </w:r>
+      <w:r>
+        <w:rPr>
+          <w:b w:val="0"/>
+        </w:rPr>
+        <w:t xml:space="preserve"> and terminology of typed contracts and schemas. Short practice: Compare A’s count 4 with B’s count "4".</w:t>
+      </w:r>
+    </w:p>
+    <w:p>
+      <w:pPr>
+        <w:spacing w:line="336" w:lineRule="auto" w:after="180"/>
+      </w:pPr>
+      <w:r>
+        <w:rPr>
+          <w:b w:val="0"/>
+        </w:rPr>
+        <w:t>Which record passes, which gate rejects B, and why does changing A’s count to -1 create a different failure?. Return to this week and explain what you changed.</w:t>
+      </w:r>
+    </w:p>
+    <w:p>
+      <w:pPr>
+        <w:pStyle w:val="Heading3"/>
+      </w:pPr>
+      <w:r>
+        <w:t>Keep your completed work</w:t>
+      </w:r>
+    </w:p>
+    <w:p>
+      <w:pPr>
+        <w:spacing w:line="336" w:lineRule="auto" w:after="180"/>
+      </w:pPr>
+      <w:r>
+        <w:rPr>
+          <w:b w:val="0"/>
+        </w:rPr>
+        <w:t xml:space="preserve">Use Download completed work in the hosted lesson to export your answers, reflections, practice feedback and code-run </w:t>
+      </w:r>
+      <w:r>
+        <w:rPr>
+          <w:b/>
+        </w:rPr>
+        <w:t>evidence</w:t>
+      </w:r>
+      <w:r>
+        <w:rPr>
+          <w:b w:val="0"/>
+        </w:rPr>
+        <w:t>. Open the HTML copy to read or print it.</w:t>
+      </w:r>
+    </w:p>
+    <w:p>
+      <w:pPr>
+        <w:spacing w:line="336" w:lineRule="auto" w:after="180"/>
+      </w:pPr>
+      <w:r>
+        <w:rPr>
+          <w:b w:val="0"/>
+        </w:rPr>
+        <w:t>Drafts stay in this browser when storage is available; clear drafts on a shared device.</w:t>
+      </w:r>
+    </w:p>
+    <w:p>
+      <w:pPr>
+        <w:pStyle w:val="Heading3"/>
+      </w:pPr>
+      <w:r>
+        <w:t>What I repaired, the evidence I kept and the next test</w:t>
+      </w:r>
+    </w:p>
+    <w:p>
       <w:r>
         <w:t>________________________________________________________________</w:t>
+      </w:r>
+    </w:p>
+    <w:p>
+      <w:r>
+        <w:t>________________________________________________________________</w:t>
+      </w:r>
+    </w:p>
+    <w:p>
+      <w:r>
+        <w:t>________________________________________________________________</w:t>
+      </w:r>
+    </w:p>
+    <w:p>
+      <w:r>
+        <w:t>________________________________________________________________</w:t>
+      </w:r>
+    </w:p>
+    <w:p>
+      <w:r>
+        <w:t>________________________________________________________________</w:t>
+      </w:r>
+    </w:p>
+    <w:p>
+      <w:pPr>
+        <w:pStyle w:val="Heading1"/>
+      </w:pPr>
+      <w:r>
+        <w:t>15. Visual concept journey</w:t>
+      </w:r>
+    </w:p>
+    <w:p>
+      <w:r>
+        <w:t>Explain each Least privilege and tool scopes picture from its labels, then record a relevant limit.</w:t>
+      </w:r>
+    </w:p>
+    <w:p>
+      <w:pPr>
+        <w:pStyle w:val="Heading3"/>
+      </w:pPr>
+      <w:r>
+        <w:t>01. Least privilege and tool scopes: the case</w:t>
+      </w:r>
+    </w:p>
+    <w:p>
+      <w:r>
+        <w:drawing>
+          <wp:inline xmlns:a="http://schemas.openxmlformats.org/drawingml/2006/main" xmlns:pic="http://schemas.openxmlformats.org/drawingml/2006/picture">
+            <wp:extent cx="5486400" cy="2834640"/>
+            <wp:docPr id="2" name="Picture 2" descr="A narrowly scoped weather tool. A school bot holds a token allowing only reading station S2. Supplied facts: Requested calls: read S2, write S2, read S5. Trusted scope is read on S2 only."/>
+            <wp:cNvGraphicFramePr>
+              <a:graphicFrameLocks noChangeAspect="1"/>
+            </wp:cNvGraphicFramePr>
+            <a:graphic>
+              <a:graphicData uri="http://schemas.openxmlformats.org/drawingml/2006/picture">
+                <pic:pic>
+                  <pic:nvPicPr>
+                    <pic:cNvPr id="0" name="academy-story-ai-6-6-01.png"/>
+                    <pic:cNvPicPr/>
+                  </pic:nvPicPr>
+                  <pic:blipFill>
+                    <a:blip r:embed="rId10"/>
+                    <a:stretch>
+                      <a:fillRect/>
+                    </a:stretch>
+                  </pic:blipFill>
+                  <pic:spPr>
+                    <a:xfrm>
+                      <a:off x="0" y="0"/>
+                      <a:ext cx="5486400" cy="2834640"/>
+                    </a:xfrm>
+                    <a:prstGeom prst="rect"/>
+                  </pic:spPr>
+                </pic:pic>
+              </a:graphicData>
+            </a:graphic>
+          </wp:inline>
+        </w:drawing>
+      </w:r>
+    </w:p>
+    <w:p>
+      <w:pPr>
+        <w:spacing w:line="336" w:lineRule="auto" w:after="180"/>
+      </w:pPr>
+      <w:r>
+        <w:rPr>
+          <w:b w:val="0"/>
+        </w:rPr>
+        <w:t>A narrowly scoped weather tool. A school bot holds a token allowing only reading station S2. Supplied facts: Requested calls: read S2, write S2, read S5. Trusted scope is read on S2 only.</w:t>
+      </w:r>
+    </w:p>
+    <w:p>
+      <w:pPr>
+        <w:spacing w:line="336" w:lineRule="auto" w:after="180"/>
+        <w:shd w:fill="F5F1FB"/>
+      </w:pPr>
+      <w:r>
+        <w:rPr>
+          <w:b w:val="0"/>
+        </w:rPr>
+        <w:t>Point to the given fact that matters most. Explain why it matters.</w:t>
+      </w:r>
+    </w:p>
+    <w:p>
+      <w:pPr>
+        <w:pStyle w:val="Heading3"/>
+      </w:pPr>
+      <w:r>
+        <w:t>My picture explanation, deciding evidence and one limit</w:t>
+      </w:r>
+    </w:p>
+    <w:p>
+      <w:r>
+        <w:t>________________________________________________________________</w:t>
+      </w:r>
+    </w:p>
+    <w:p>
+      <w:r>
+        <w:t>________________________________________________________________</w:t>
+      </w:r>
+    </w:p>
+    <w:p>
+      <w:r>
+        <w:t>________________________________________________________________</w:t>
+      </w:r>
+    </w:p>
+    <w:p>
+      <w:r>
+        <w:t>________________________________________________________________</w:t>
+      </w:r>
+    </w:p>
+    <w:p>
+      <w:pPr>
+        <w:pStyle w:val="Heading3"/>
+      </w:pPr>
+      <w:r>
+        <w:t>02. Follow the deciding steps</w:t>
+      </w:r>
+    </w:p>
+    <w:p>
+      <w:r>
+        <w:drawing>
+          <wp:inline xmlns:a="http://schemas.openxmlformats.org/drawingml/2006/main" xmlns:pic="http://schemas.openxmlformats.org/drawingml/2006/picture">
+            <wp:extent cx="5486400" cy="3182112"/>
+            <wp:docPr id="3" name="Picture 3" descr="Match scope: Read S2 matches both the allowed operation and station. → Reject extra powers: Write S2 has the wrong operation; read S5 has the wrong station. → Run permitted call: Only read S2 may proceed."/>
+            <wp:cNvGraphicFramePr>
+              <a:graphicFrameLocks noChangeAspect="1"/>
+            </wp:cNvGraphicFramePr>
+            <a:graphic>
+              <a:graphicData uri="http://schemas.openxmlformats.org/drawingml/2006/picture">
+                <pic:pic>
+                  <pic:nvPicPr>
+                    <pic:cNvPr id="0" name="academy-story-ai-6-6-02.png"/>
+                    <pic:cNvPicPr/>
+                  </pic:nvPicPr>
+                  <pic:blipFill>
+                    <a:blip r:embed="rId11"/>
+                    <a:stretch>
+                      <a:fillRect/>
+                    </a:stretch>
+                  </pic:blipFill>
+                  <pic:spPr>
+                    <a:xfrm>
+                      <a:off x="0" y="0"/>
+                      <a:ext cx="5486400" cy="3182112"/>
+                    </a:xfrm>
+                    <a:prstGeom prst="rect"/>
+                  </pic:spPr>
+                </pic:pic>
+              </a:graphicData>
+            </a:graphic>
+          </wp:inline>
+        </w:drawing>
+      </w:r>
+    </w:p>
+    <w:p>
+      <w:pPr>
+        <w:spacing w:line="336" w:lineRule="auto" w:after="180"/>
+      </w:pPr>
+      <w:r>
+        <w:rPr>
+          <w:b w:val="0"/>
+        </w:rPr>
+        <w:t>Match scope: Read S2 matches both the allowed operation and station. → Reject extra powers: Write S2 has the wrong operation; read S5 has the wrong station. → Run permitted call: Only read S2 may proceed.</w:t>
+      </w:r>
+    </w:p>
+    <w:p>
+      <w:pPr>
+        <w:spacing w:line="336" w:lineRule="auto" w:after="180"/>
+        <w:shd w:fill="F5F1FB"/>
+      </w:pPr>
+      <w:r>
+        <w:rPr>
+          <w:b w:val="0"/>
+        </w:rPr>
+        <w:t xml:space="preserve">Point to each numbered stage and explain which recorded </w:t>
+      </w:r>
+      <w:r>
+        <w:rPr>
+          <w:b/>
+        </w:rPr>
+        <w:t>input</w:t>
+      </w:r>
+      <w:r>
+        <w:rPr>
+          <w:b w:val="0"/>
+        </w:rPr>
+        <w:t xml:space="preserve"> it uses.</w:t>
+      </w:r>
+    </w:p>
+    <w:p>
+      <w:pPr>
+        <w:pStyle w:val="Heading3"/>
+      </w:pPr>
+      <w:r>
+        <w:t>My picture explanation, deciding evidence and one limit</w:t>
+      </w:r>
+    </w:p>
+    <w:p>
+      <w:r>
+        <w:t>________________________________________________________________</w:t>
+      </w:r>
+    </w:p>
+    <w:p>
+      <w:r>
+        <w:t>________________________________________________________________</w:t>
+      </w:r>
+    </w:p>
+    <w:p>
+      <w:r>
+        <w:t>________________________________________________________________</w:t>
+      </w:r>
+    </w:p>
+    <w:p>
+      <w:r>
+        <w:t>________________________________________________________________</w:t>
+      </w:r>
+    </w:p>
+    <w:p>
+      <w:pPr>
+        <w:pStyle w:val="Heading3"/>
+      </w:pPr>
+      <w:r>
+        <w:t>03. Least privilege and tool scopes — evidence trace</w:t>
+      </w:r>
+    </w:p>
+    <w:p>
+      <w:r>
+        <w:drawing>
+          <wp:inline xmlns:a="http://schemas.openxmlformats.org/drawingml/2006/main" xmlns:pic="http://schemas.openxmlformats.org/drawingml/2006/picture">
+            <wp:extent cx="5486400" cy="2996184"/>
+            <wp:docPr id="4" name="Picture 4" descr="Least privilege and tool scopes — evidence trace. Tool token permits lookup(public-room). A proposed call writes teacher notes. | A reporting assistant may lookup public rooms but may not write records, send messages or read teacher notes. Check actor, operation and resource before executing a proposed call. | Both operation and resource exceed scope; deny before execution, regardless of generated confidence."/>
+            <wp:cNvGraphicFramePr>
+              <a:graphicFrameLocks noChangeAspect="1"/>
+            </wp:cNvGraphicFramePr>
+            <a:graphic>
+              <a:graphicData uri="http://schemas.openxmlformats.org/drawingml/2006/picture">
+                <pic:pic>
+                  <pic:nvPicPr>
+                    <pic:cNvPr id="0" name="academy-story-ai-6-6-03.png"/>
+                    <pic:cNvPicPr/>
+                  </pic:nvPicPr>
+                  <pic:blipFill>
+                    <a:blip r:embed="rId12"/>
+                    <a:stretch>
+                      <a:fillRect/>
+                    </a:stretch>
+                  </pic:blipFill>
+                  <pic:spPr>
+                    <a:xfrm>
+                      <a:off x="0" y="0"/>
+                      <a:ext cx="5486400" cy="2996184"/>
+                    </a:xfrm>
+                    <a:prstGeom prst="rect"/>
+                  </pic:spPr>
+                </pic:pic>
+              </a:graphicData>
+            </a:graphic>
+          </wp:inline>
+        </w:drawing>
+      </w:r>
+    </w:p>
+    <w:p>
+      <w:pPr>
+        <w:spacing w:line="336" w:lineRule="auto" w:after="180"/>
+      </w:pPr>
+      <w:r>
+        <w:rPr>
+          <w:b/>
+        </w:rPr>
+        <w:t>Least privilege</w:t>
+      </w:r>
+      <w:r>
+        <w:rPr>
+          <w:b w:val="0"/>
+        </w:rPr>
+        <w:t xml:space="preserve"> and tool scopes — </w:t>
+      </w:r>
+      <w:r>
+        <w:rPr>
+          <w:b/>
+        </w:rPr>
+        <w:t>evidence</w:t>
+      </w:r>
+      <w:r>
+        <w:rPr>
+          <w:b w:val="0"/>
+        </w:rPr>
+        <w:t xml:space="preserve"> trace. Tool token permits lookup(public-room).</w:t>
+      </w:r>
+    </w:p>
+    <w:p>
+      <w:pPr>
+        <w:spacing w:line="336" w:lineRule="auto" w:after="180"/>
+      </w:pPr>
+      <w:r>
+        <w:rPr>
+          <w:b w:val="0"/>
+        </w:rPr>
+        <w:t>A proposed call writes teacher notes. | A reporting assistant may lookup public rooms but may not write records, send messages or read teacher notes.</w:t>
+      </w:r>
+    </w:p>
+    <w:p>
+      <w:pPr>
+        <w:spacing w:line="336" w:lineRule="auto" w:after="180"/>
+      </w:pPr>
+      <w:r>
+        <w:rPr>
+          <w:b w:val="0"/>
+        </w:rPr>
+        <w:t>Check actor, operation and resource before executing a proposed call. | Both operation and resource exceed scope; deny before execution, regardless of generated confidence.</w:t>
+      </w:r>
+    </w:p>
+    <w:p>
+      <w:pPr>
+        <w:spacing w:line="336" w:lineRule="auto" w:after="180"/>
+        <w:shd w:fill="F5F1FB"/>
+      </w:pPr>
+      <w:r>
+        <w:rPr>
+          <w:b w:val="0"/>
+        </w:rPr>
+        <w:t>Read the labels and values. Explain the relationship the model shows.</w:t>
+      </w:r>
+    </w:p>
+    <w:p>
+      <w:pPr>
+        <w:pStyle w:val="Heading3"/>
+      </w:pPr>
+      <w:r>
+        <w:t>My picture explanation, deciding evidence and one limit</w:t>
+      </w:r>
+    </w:p>
+    <w:p>
+      <w:r>
+        <w:t>________________________________________________________________</w:t>
+      </w:r>
+    </w:p>
+    <w:p>
+      <w:r>
+        <w:t>________________________________________________________________</w:t>
+      </w:r>
+    </w:p>
+    <w:p>
+      <w:r>
+        <w:t>________________________________________________________________</w:t>
+      </w:r>
+    </w:p>
+    <w:p>
+      <w:r>
+        <w:t>________________________________________________________________</w:t>
+      </w:r>
+    </w:p>
+    <w:p>
+      <w:pPr>
+        <w:pStyle w:val="Heading3"/>
+      </w:pPr>
+      <w:r>
+        <w:t>04. Change one thing. Trace what follows.</w:t>
+      </w:r>
+    </w:p>
+    <w:p>
+      <w:r>
+        <w:drawing>
+          <wp:inline xmlns:a="http://schemas.openxmlformats.org/drawingml/2006/main" xmlns:pic="http://schemas.openxmlformats.org/drawingml/2006/picture">
+            <wp:extent cx="5486400" cy="3026664"/>
+            <wp:docPr id="5" name="Picture 5" descr="Original case: Only read S2 may proceed. Changed condition: Add read S5 explicitly to the trusted scope. Expected result: Read S5 becomes permitted; write S2 remains denied. Reason: Adding one station does not grant a write operation."/>
+            <wp:cNvGraphicFramePr>
+              <a:graphicFrameLocks noChangeAspect="1"/>
+            </wp:cNvGraphicFramePr>
+            <a:graphic>
+              <a:graphicData uri="http://schemas.openxmlformats.org/drawingml/2006/picture">
+                <pic:pic>
+                  <pic:nvPicPr>
+                    <pic:cNvPr id="0" name="academy-story-ai-6-6-04.png"/>
+                    <pic:cNvPicPr/>
+                  </pic:nvPicPr>
+                  <pic:blipFill>
+                    <a:blip r:embed="rId13"/>
+                    <a:stretch>
+                      <a:fillRect/>
+                    </a:stretch>
+                  </pic:blipFill>
+                  <pic:spPr>
+                    <a:xfrm>
+                      <a:off x="0" y="0"/>
+                      <a:ext cx="5486400" cy="3026664"/>
+                    </a:xfrm>
+                    <a:prstGeom prst="rect"/>
+                  </pic:spPr>
+                </pic:pic>
+              </a:graphicData>
+            </a:graphic>
+          </wp:inline>
+        </w:drawing>
+      </w:r>
+    </w:p>
+    <w:p>
+      <w:pPr>
+        <w:spacing w:line="336" w:lineRule="auto" w:after="180"/>
+      </w:pPr>
+      <w:r>
+        <w:rPr>
+          <w:b w:val="0"/>
+        </w:rPr>
+        <w:t>Original case: Only read S2 may proceed. Changed condition: Add read S5 explicitly to the trusted scope. Expected result: Read S5 becomes permitted; write S2 remains denied.</w:t>
+      </w:r>
+    </w:p>
+    <w:p>
+      <w:pPr>
+        <w:spacing w:line="336" w:lineRule="auto" w:after="180"/>
+      </w:pPr>
+      <w:r>
+        <w:rPr>
+          <w:b w:val="0"/>
+        </w:rPr>
+        <w:t>Reason: Adding one station does not grant a write operation.</w:t>
+      </w:r>
+    </w:p>
+    <w:p>
+      <w:pPr>
+        <w:spacing w:line="336" w:lineRule="auto" w:after="180"/>
+        <w:shd w:fill="F5F1FB"/>
+      </w:pPr>
+      <w:r>
+        <w:rPr>
+          <w:b w:val="0"/>
+        </w:rPr>
+        <w:t>Predict before checking the worked changed-case result. Name what changed and what the supplied facts allow you to conclude.</w:t>
+      </w:r>
+    </w:p>
+    <w:p>
+      <w:pPr>
+        <w:pStyle w:val="Heading3"/>
+      </w:pPr>
+      <w:r>
+        <w:t>My picture explanation, deciding evidence and one limit</w:t>
+      </w:r>
+    </w:p>
+    <w:p>
+      <w:r>
+        <w:t>________________________________________________________________</w:t>
+      </w:r>
+    </w:p>
+    <w:p>
+      <w:r>
+        <w:t>________________________________________________________________</w:t>
+      </w:r>
+    </w:p>
+    <w:p>
+      <w:r>
+        <w:t>________________________________________________________________</w:t>
+      </w:r>
+    </w:p>
+    <w:p>
+      <w:r>
+        <w:t>________________________________________________________________</w:t>
+      </w:r>
+    </w:p>
+    <w:p>
+      <w:pPr>
+        <w:pStyle w:val="Heading3"/>
+      </w:pPr>
+      <w:r>
+        <w:t>05. Connect the explanation to its limit</w:t>
+      </w:r>
+    </w:p>
+    <w:p>
+      <w:r>
+        <w:drawing>
+          <wp:inline xmlns:a="http://schemas.openxmlformats.org/drawingml/2006/main" xmlns:pic="http://schemas.openxmlformats.org/drawingml/2006/picture">
+            <wp:extent cx="5486400" cy="2834640"/>
+            <wp:docPr id="6" name="Picture 6" descr="Least privilege limits a component to needed powers. Checking only the verb or only the object would leave a gap. Limit: A narrowly scoped credential can still be misused within its scope; protect it and inspect permitted actions."/>
+            <wp:cNvGraphicFramePr>
+              <a:graphicFrameLocks noChangeAspect="1"/>
+            </wp:cNvGraphicFramePr>
+            <a:graphic>
+              <a:graphicData uri="http://schemas.openxmlformats.org/drawingml/2006/picture">
+                <pic:pic>
+                  <pic:nvPicPr>
+                    <pic:cNvPr id="0" name="academy-story-ai-6-6-05.png"/>
+                    <pic:cNvPicPr/>
+                  </pic:nvPicPr>
+                  <pic:blipFill>
+                    <a:blip r:embed="rId14"/>
+                    <a:stretch>
+                      <a:fillRect/>
+                    </a:stretch>
+                  </pic:blipFill>
+                  <pic:spPr>
+                    <a:xfrm>
+                      <a:off x="0" y="0"/>
+                      <a:ext cx="5486400" cy="2834640"/>
+                    </a:xfrm>
+                    <a:prstGeom prst="rect"/>
+                  </pic:spPr>
+                </pic:pic>
+              </a:graphicData>
+            </a:graphic>
+          </wp:inline>
+        </w:drawing>
+      </w:r>
+    </w:p>
+    <w:p>
+      <w:pPr>
+        <w:spacing w:line="336" w:lineRule="auto" w:after="180"/>
+      </w:pPr>
+      <w:r>
+        <w:rPr>
+          <w:b/>
+        </w:rPr>
+        <w:t>Least privilege</w:t>
+      </w:r>
+      <w:r>
+        <w:rPr>
+          <w:b w:val="0"/>
+        </w:rPr>
+        <w:t xml:space="preserve"> limits a component to needed powers. Checking only the verb or only the object would leave a gap.</w:t>
+      </w:r>
+    </w:p>
+    <w:p>
+      <w:pPr>
+        <w:spacing w:line="336" w:lineRule="auto" w:after="180"/>
+      </w:pPr>
+      <w:r>
+        <w:rPr>
+          <w:b w:val="0"/>
+        </w:rPr>
+        <w:t>Limit: A narrowly scoped credential can still be misused within its scope; protect it and inspect permitted actions.</w:t>
+      </w:r>
+    </w:p>
+    <w:p>
+      <w:pPr>
+        <w:spacing w:line="336" w:lineRule="auto" w:after="180"/>
+        <w:shd w:fill="F5F1FB"/>
+      </w:pPr>
+      <w:r>
+        <w:rPr>
+          <w:b w:val="0"/>
+        </w:rPr>
+        <w:t>Explain the case, then point to a limit on the claim.</w:t>
+      </w:r>
+    </w:p>
+    <w:p>
+      <w:pPr>
+        <w:pStyle w:val="Heading3"/>
+      </w:pPr>
+      <w:r>
+        <w:t>My picture explanation, deciding evidence and one limit</w:t>
+      </w:r>
+    </w:p>
+    <w:p>
+      <w:r>
+        <w:t>________________________________________________________________</w:t>
+      </w:r>
+    </w:p>
+    <w:p>
+      <w:r>
+        <w:t>________________________________________________________________</w:t>
+      </w:r>
+    </w:p>
+    <w:p>
+      <w:r>
+        <w:t>________________________________________________________________</w:t>
+      </w:r>
+    </w:p>
+    <w:p>
+      <w:r>
+        <w:t>________________________________________________________________</w:t>
+      </w:r>
+    </w:p>
+    <w:p>
+      <w:pPr>
+        <w:pStyle w:val="Heading3"/>
+      </w:pPr>
+      <w:r>
+        <w:t>06. Make the idea visible in your project</w:t>
+      </w:r>
+    </w:p>
+    <w:p>
+      <w:r>
+        <w:drawing>
+          <wp:inline xmlns:a="http://schemas.openxmlformats.org/drawingml/2006/main" xmlns:pic="http://schemas.openxmlformats.org/drawingml/2006/picture">
+            <wp:extent cx="5486400" cy="3529584"/>
+            <wp:docPr id="7" name="Picture 7" descr="For the Grounded Learning Service, retain an annotated trace and the changed-case result. Name the contract or evidence that makes the deciding step valid, so another team can review it. Draw your input, deciding step, result and limit. Supported question: Classify read S2, write S2 and read S5 as permitted or denied. Identify the operation or station mismatch for each denial, then reconsider after read S5 is added to trusted scope."/>
+            <wp:cNvGraphicFramePr>
+              <a:graphicFrameLocks noChangeAspect="1"/>
+            </wp:cNvGraphicFramePr>
+            <a:graphic>
+              <a:graphicData uri="http://schemas.openxmlformats.org/drawingml/2006/picture">
+                <pic:pic>
+                  <pic:nvPicPr>
+                    <pic:cNvPr id="0" name="academy-story-ai-6-6-06.png"/>
+                    <pic:cNvPicPr/>
+                  </pic:nvPicPr>
+                  <pic:blipFill>
+                    <a:blip r:embed="rId15"/>
+                    <a:stretch>
+                      <a:fillRect/>
+                    </a:stretch>
+                  </pic:blipFill>
+                  <pic:spPr>
+                    <a:xfrm>
+                      <a:off x="0" y="0"/>
+                      <a:ext cx="5486400" cy="3529584"/>
+                    </a:xfrm>
+                    <a:prstGeom prst="rect"/>
+                  </pic:spPr>
+                </pic:pic>
+              </a:graphicData>
+            </a:graphic>
+          </wp:inline>
+        </w:drawing>
+      </w:r>
+    </w:p>
+    <w:p>
+      <w:pPr>
+        <w:spacing w:line="336" w:lineRule="auto" w:after="180"/>
+      </w:pPr>
+      <w:r>
+        <w:rPr>
+          <w:b w:val="0"/>
+        </w:rPr>
+        <w:t xml:space="preserve">For the Grounded Learning Service, retain an annotated trace and the changed-case result. Name the contract or </w:t>
+      </w:r>
+      <w:r>
+        <w:rPr>
+          <w:b/>
+        </w:rPr>
+        <w:t>evidence</w:t>
+      </w:r>
+      <w:r>
+        <w:rPr>
+          <w:b w:val="0"/>
+        </w:rPr>
+        <w:t xml:space="preserve"> that makes the deciding step valid, so another team can review it.</w:t>
+      </w:r>
+    </w:p>
+    <w:p>
+      <w:pPr>
+        <w:spacing w:line="336" w:lineRule="auto" w:after="180"/>
+      </w:pPr>
+      <w:r>
+        <w:rPr>
+          <w:b w:val="0"/>
+        </w:rPr>
+        <w:t xml:space="preserve">Draw your </w:t>
+      </w:r>
+      <w:r>
+        <w:rPr>
+          <w:b/>
+        </w:rPr>
+        <w:t>input</w:t>
+      </w:r>
+      <w:r>
+        <w:rPr>
+          <w:b w:val="0"/>
+        </w:rPr>
+        <w:t>, deciding step, result and limit. Supported question: Classify read S2, write S2 and read S5 as permitted or denied.</w:t>
+      </w:r>
+    </w:p>
+    <w:p>
+      <w:pPr>
+        <w:spacing w:line="336" w:lineRule="auto" w:after="180"/>
+      </w:pPr>
+      <w:r>
+        <w:rPr>
+          <w:b w:val="0"/>
+        </w:rPr>
+        <w:t>Identify the operation or station mismatch for each denial, then reconsider after read S5 is added to trusted scope.</w:t>
+      </w:r>
+    </w:p>
+    <w:p>
+      <w:pPr>
+        <w:spacing w:line="336" w:lineRule="auto" w:after="180"/>
+        <w:shd w:fill="F5F1FB"/>
+      </w:pPr>
+      <w:r>
+        <w:rPr>
+          <w:b w:val="0"/>
+        </w:rPr>
+        <w:t xml:space="preserve">Draw your project trace and justify the deciding step using </w:t>
+      </w:r>
+      <w:r>
+        <w:rPr>
+          <w:b/>
+        </w:rPr>
+        <w:t>evidence</w:t>
+      </w:r>
+      <w:r>
+        <w:rPr>
+          <w:b w:val="0"/>
+        </w:rPr>
+        <w:t>.</w:t>
+      </w:r>
+    </w:p>
+    <w:p>
+      <w:pPr>
+        <w:pStyle w:val="Heading3"/>
+      </w:pPr>
+      <w:r>
+        <w:t>My picture explanation, deciding evidence and one limit</w:t>
       </w:r>
     </w:p>
     <w:p>

--- a/downloads/workbook/ai-6-week-06.docx
+++ b/downloads/workbook/ai-6-week-06.docx
@@ -126,6 +126,54 @@
     <w:p>
       <w:r>
         <w:t>________________________________________________________________</w:t>
+      </w:r>
+    </w:p>
+    <w:p>
+      <w:pPr>
+        <w:pStyle w:val="Heading3"/>
+      </w:pPr>
+      <w:r>
+        <w:t>Lesson reference for workbook practice</w:t>
+      </w:r>
+    </w:p>
+    <w:p>
+      <w:pPr>
+        <w:spacing w:line="336" w:lineRule="auto" w:after="180"/>
+        <w:shd w:fill="F1F6F8"/>
+      </w:pPr>
+      <w:r>
+        <w:rPr>
+          <w:b w:val="0"/>
+        </w:rPr>
+        <w:t>Use this reference for the original W1–W3 and W5 exercises. The separately named independent case supplies its own changed facts; use those facts for that attempt before feedback.</w:t>
+      </w:r>
+    </w:p>
+    <w:p>
+      <w:pPr>
+        <w:spacing w:line="336" w:lineRule="auto" w:after="180"/>
+      </w:pPr>
+      <w:r>
+        <w:rPr>
+          <w:b/>
+        </w:rPr>
+        <w:t>Least privilege</w:t>
+      </w:r>
+      <w:r>
+        <w:rPr>
+          <w:b w:val="0"/>
+        </w:rPr>
+        <w:t xml:space="preserve"> grants only capabilities required by the task. Tool access should include resource and operation scope, not merely a broad tool name.</w:t>
+      </w:r>
+    </w:p>
+    <w:p>
+      <w:pPr>
+        <w:spacing w:line="336" w:lineRule="auto" w:after="180"/>
+      </w:pPr>
+      <w:r>
+        <w:rPr>
+          <w:b w:val="0"/>
+        </w:rPr>
+        <w:t>A reporting assistant may lookup public rooms but may not write records, send messages or read teacher notes. Check actor, operation and resource before executing a proposed call.</w:t>
       </w:r>
     </w:p>
     <w:p>

--- a/downloads/workbook/ai-6-week-06.docx
+++ b/downloads/workbook/ai-6-week-06.docx
@@ -25,22 +25,45 @@
         <w:pStyle w:val="Heading1"/>
       </w:pPr>
       <w:r>
-        <w:t>01. Recall and choose your starting point</w:t>
-      </w:r>
-    </w:p>
-    <w:p>
-      <w:r>
-        <w:t>Record your starting explanation for Least privilege and tool scopes before opening notes. Show any later correction separately.</w:t>
-      </w:r>
-    </w:p>
-    <w:p>
-      <w:pPr>
-        <w:spacing w:line="336" w:lineRule="auto" w:after="180"/>
-      </w:pPr>
-      <w:r>
-        <w:rPr>
-          <w:b w:val="0"/>
-        </w:rPr>
+        <w:t>One complete least-privilege and tool-scope record.</w:t>
+      </w:r>
+    </w:p>
+    <w:p>
+      <w:r>
+        <w:t>Keep actor policy, tool capability, proposal, outcome and execution evidence together.</w:t>
+      </w:r>
+    </w:p>
+    <w:p>
+      <w:r>
+        <w:t>Recall → W1–W3/W5 → independent catalogue → project capabilities → delayed return.</w:t>
+      </w:r>
+    </w:p>
+    <w:p>
+      <w:pPr>
+        <w:pStyle w:val="Heading1"/>
+      </w:pPr>
+      <w:r>
+        <w:t>01. Recall · Retrieve before notes</w:t>
+      </w:r>
+    </w:p>
+    <w:p>
+      <w:r>
+        <w:t>Keep this task’s inputs,rule and response together.</w:t>
+      </w:r>
+    </w:p>
+    <w:p>
+      <w:pPr>
+        <w:pStyle w:val="Heading2"/>
+      </w:pPr>
+      <w:r>
+        <w:t>Complete task and evidence</w:t>
+      </w:r>
+    </w:p>
+    <w:p>
+      <w:pPr>
+        <w:pStyle w:val="ListBullet"/>
+      </w:pPr>
+      <w:r>
         <w:t>Try the recall before opening notes. Then use a different colour or a labelled second line to correct your explanation.</w:t>
       </w:r>
     </w:p>
@@ -54,12 +77,9 @@
     </w:p>
     <w:p>
       <w:pPr>
-        <w:spacing w:line="336" w:lineRule="auto" w:after="180"/>
-      </w:pPr>
-      <w:r>
-        <w:rPr>
-          <w:b w:val="0"/>
-        </w:rPr>
+        <w:pStyle w:val="ListBullet"/>
+      </w:pPr>
+      <w:r>
         <w:t>Without opening the old lesson, explain one key idea from Authentication and authorisation. Give an example and a mistake that the idea helps you avoid.</w:t>
       </w:r>
     </w:p>
@@ -96,12 +116,9 @@
     </w:p>
     <w:p>
       <w:pPr>
-        <w:spacing w:line="336" w:lineRule="auto" w:after="180"/>
-      </w:pPr>
-      <w:r>
-        <w:rPr>
-          <w:b w:val="0"/>
-        </w:rPr>
+        <w:pStyle w:val="ListBullet"/>
+      </w:pPr>
+      <w:r>
         <w:t>Without opening the old lesson, explain one key idea from Typed contracts and schemas. Give an example and a mistake that the idea helps you avoid.</w:t>
       </w:r>
     </w:p>
@@ -138,41 +155,25 @@
     </w:p>
     <w:p>
       <w:pPr>
-        <w:spacing w:line="336" w:lineRule="auto" w:after="180"/>
-        <w:shd w:fill="F1F6F8"/>
-      </w:pPr>
-      <w:r>
-        <w:rPr>
-          <w:b w:val="0"/>
-        </w:rPr>
+        <w:pStyle w:val="ListBullet"/>
+      </w:pPr>
+      <w:r>
         <w:t>Use this reference for the original W1–W3 and W5 exercises. The separately named independent case supplies its own changed facts; use those facts for that attempt before feedback.</w:t>
       </w:r>
     </w:p>
     <w:p>
       <w:pPr>
-        <w:spacing w:line="336" w:lineRule="auto" w:after="180"/>
-      </w:pPr>
-      <w:r>
-        <w:rPr>
-          <w:b/>
-        </w:rPr>
-        <w:t>Least privilege</w:t>
-      </w:r>
-      <w:r>
-        <w:rPr>
-          <w:b w:val="0"/>
-        </w:rPr>
-        <w:t xml:space="preserve"> grants only capabilities required by the task. Tool access should include resource and operation scope, not merely a broad tool name.</w:t>
-      </w:r>
-    </w:p>
-    <w:p>
-      <w:pPr>
-        <w:spacing w:line="336" w:lineRule="auto" w:after="180"/>
-      </w:pPr>
-      <w:r>
-        <w:rPr>
-          <w:b w:val="0"/>
-        </w:rPr>
+        <w:pStyle w:val="ListBullet"/>
+      </w:pPr>
+      <w:r>
+        <w:t>Least privilege grants only capabilities required by the task. Tool access should include resource and operation scope, not merely a broad tool name.</w:t>
+      </w:r>
+    </w:p>
+    <w:p>
+      <w:pPr>
+        <w:pStyle w:val="ListBullet"/>
+      </w:pPr>
+      <w:r>
         <w:t>A reporting assistant may lookup public rooms but may not write records, send messages or read teacher notes. Check actor, operation and resource before executing a proposed call.</w:t>
       </w:r>
     </w:p>
@@ -181,135 +182,44 @@
         <w:pStyle w:val="Heading1"/>
       </w:pPr>
       <w:r>
-        <w:t>02. Practise with fading help</w:t>
-      </w:r>
-    </w:p>
-    <w:p>
-      <w:r>
-        <w:t>Complete the supported Least privilege and tool scopes trace and record the first step you can explain without help.</w:t>
-      </w:r>
-    </w:p>
-    <w:p>
-      <w:pPr>
-        <w:spacing w:line="336" w:lineRule="auto" w:after="180"/>
-      </w:pPr>
-      <w:r>
-        <w:rPr>
-          <w:b w:val="0"/>
-        </w:rPr>
-        <w:t xml:space="preserve">Use W2: Trace the worked case for </w:t>
-      </w:r>
-      <w:r>
-        <w:rPr>
-          <w:b/>
-        </w:rPr>
-        <w:t>Least privilege</w:t>
-      </w:r>
-      <w:r>
-        <w:rPr>
-          <w:b w:val="0"/>
-        </w:rPr>
-        <w:t xml:space="preserve"> and tool scopes. Record the answer once; the lesson and workbook refer to the same attempt.</w:t>
-      </w:r>
-    </w:p>
-    <w:tbl>
-      <w:tblPr>
-        <w:tblStyle w:val="LightShading-Accent1"/>
-        <w:tblW w:type="auto" w:w="0"/>
-        <w:tblLook w:firstColumn="1" w:firstRow="1" w:lastColumn="0" w:lastRow="0" w:noHBand="0" w:noVBand="1" w:val="04A0"/>
-      </w:tblPr>
-      <w:tblGrid>
-        <w:gridCol w:w="2556"/>
-        <w:gridCol w:w="2556"/>
-        <w:gridCol w:w="2556"/>
-        <w:gridCol w:w="2556"/>
-      </w:tblGrid>
-      <w:tr>
-        <w:trPr>
-          <w:tblHeader/>
-        </w:trPr>
-        <w:tc>
-          <w:tcPr>
-            <w:tcW w:type="dxa" w:w="2556"/>
-          </w:tcPr>
-          <w:p>
-            <w:r>
-              <w:t>Given inputs</w:t>
-            </w:r>
-          </w:p>
-        </w:tc>
-        <w:tc>
-          <w:tcPr>
-            <w:tcW w:type="dxa" w:w="2556"/>
-          </w:tcPr>
-          <w:p>
-            <w:r>
-              <w:t>Procedure I chose</w:t>
-            </w:r>
-          </w:p>
-        </w:tc>
-        <w:tc>
-          <w:tcPr>
-            <w:tcW w:type="dxa" w:w="2556"/>
-          </w:tcPr>
-          <w:p>
-            <w:r>
-              <w:t>Middle steps</w:t>
-            </w:r>
-          </w:p>
-        </w:tc>
-        <w:tc>
-          <w:tcPr>
-            <w:tcW w:type="dxa" w:w="2556"/>
-          </w:tcPr>
-          <w:p>
-            <w:r>
-              <w:t>Result and check</w:t>
-            </w:r>
-          </w:p>
-        </w:tc>
-      </w:tr>
-      <w:tr>
-        <w:tc>
-          <w:tcPr>
-            <w:tcW w:type="dxa" w:w="2556"/>
-          </w:tcPr>
-          <w:p>
-            <w:r/>
-          </w:p>
-        </w:tc>
-        <w:tc>
-          <w:tcPr>
-            <w:tcW w:type="dxa" w:w="2556"/>
-          </w:tcPr>
-          <w:p>
-            <w:r/>
-          </w:p>
-        </w:tc>
-        <w:tc>
-          <w:tcPr>
-            <w:tcW w:type="dxa" w:w="2556"/>
-          </w:tcPr>
-          <w:p>
-            <w:r/>
-          </w:p>
-        </w:tc>
-        <w:tc>
-          <w:tcPr>
-            <w:tcW w:type="dxa" w:w="2556"/>
-          </w:tcPr>
-          <w:p>
-            <w:r/>
-          </w:p>
-        </w:tc>
-      </w:tr>
-    </w:tbl>
+        <w:t>05. W1 · Explain the current example</w:t>
+      </w:r>
+    </w:p>
+    <w:p>
+      <w:r>
+        <w:t>Keep this task’s inputs,rule and response together.</w:t>
+      </w:r>
+    </w:p>
+    <w:p>
+      <w:pPr>
+        <w:pStyle w:val="Heading2"/>
+      </w:pPr>
+      <w:r>
+        <w:t>Complete task and evidence</w:t>
+      </w:r>
+    </w:p>
+    <w:p>
+      <w:pPr>
+        <w:pStyle w:val="ListBullet"/>
+      </w:pPr>
+      <w:r>
+        <w:t>Main reporter actor policy and token capability each allow only (lookup, public-room). Proposed (write, teacher-notes) exceeds both operation and resource scope and must stop before execution. Generated confidence or retrieved text cannot expand trusted permissions. Positive lookup/public-room may enter a local stub, with actual work still unmeasured. Unknown actor, empty token or absence from either applicable permission set denies. Separate weather picture: read S2 allowed, write S2 denied by operation, read S5 denied by resource. Explicitly adding read S5 does not add write S2. Extended program declares actor read permissions S2/S5 and initial token S2 only; a token expansion cannot override a narrower actor policy. Preserve exact operation/resource pairs, not separate lists that imply every combination. No real credentials, token verification or tool calls occur. Selected independent case uses new catalogue objects and authoritative permissions; older inventory practice is separate.</w:t>
+      </w:r>
+    </w:p>
+    <w:p>
+      <w:pPr>
+        <w:pStyle w:val="ListBullet"/>
+      </w:pPr>
+      <w:r>
+        <w:t>Explain the weekly mechanism in your own words. Use the worked scenario to name its input, decision rule and output.</w:t>
+      </w:r>
+    </w:p>
     <w:p>
       <w:pPr>
         <w:pStyle w:val="Heading3"/>
       </w:pPr>
       <w:r>
-        <w:t>The step I completed without help, and the hint I needed</w:t>
+        <w:t>My reasoning and evidence</w:t>
       </w:r>
     </w:p>
     <w:p>
@@ -328,50 +238,55 @@
       </w:r>
     </w:p>
     <w:p>
+      <w:r>
+        <w:t>________________________________________________________________</w:t>
+      </w:r>
+    </w:p>
+    <w:p>
+      <w:r>
+        <w:t>________________________________________________________________</w:t>
+      </w:r>
+    </w:p>
+    <w:p>
+      <w:r>
+        <w:t>________________________________________________________________</w:t>
+      </w:r>
+    </w:p>
+    <w:p>
       <w:pPr>
         <w:pStyle w:val="Heading1"/>
       </w:pPr>
       <w:r>
-        <w:t>03. Individual reasoning check</w:t>
-      </w:r>
-    </w:p>
-    <w:p>
-      <w:r>
-        <w:t>Check the proposed Least privilege and tool scopes explanation against the supplied facts before discussing it.</w:t>
-      </w:r>
-    </w:p>
-    <w:p>
-      <w:pPr>
-        <w:spacing w:line="336" w:lineRule="auto" w:after="180"/>
-      </w:pPr>
-      <w:r>
-        <w:rPr>
-          <w:b w:val="0"/>
-        </w:rPr>
-        <w:t xml:space="preserve">Use the worked case for </w:t>
-      </w:r>
-      <w:r>
-        <w:rPr>
-          <w:b/>
-        </w:rPr>
-        <w:t>Least privilege</w:t>
-      </w:r>
-      <w:r>
-        <w:rPr>
-          <w:b w:val="0"/>
-        </w:rPr>
-        <w:t xml:space="preserve"> and tool scopes. Proposed explanation: “The worked result establishes every future case”. Decide whether this explanation is supported.</w:t>
-      </w:r>
-    </w:p>
-    <w:p>
-      <w:pPr>
-        <w:spacing w:line="336" w:lineRule="auto" w:after="180"/>
-      </w:pPr>
-      <w:r>
-        <w:rPr>
-          <w:b w:val="0"/>
-        </w:rPr>
-        <w:t>Point to the step or supplied fact that decides; explain your repair if needed.</w:t>
+        <w:t>06. W2 · Trace the calculation</w:t>
+      </w:r>
+    </w:p>
+    <w:p>
+      <w:r>
+        <w:t>Keep this task’s inputs,rule and response together.</w:t>
+      </w:r>
+    </w:p>
+    <w:p>
+      <w:pPr>
+        <w:pStyle w:val="Heading2"/>
+      </w:pPr>
+      <w:r>
+        <w:t>Complete task and evidence</w:t>
+      </w:r>
+    </w:p>
+    <w:p>
+      <w:pPr>
+        <w:pStyle w:val="ListBullet"/>
+      </w:pPr>
+      <w:r>
+        <w:t>Main reporter actor policy and token capability each allow only (lookup, public-room). Proposed (write, teacher-notes) exceeds both operation and resource scope and must stop before execution. Generated confidence or retrieved text cannot expand trusted permissions. Positive lookup/public-room may enter a local stub, with actual work still unmeasured. Unknown actor, empty token or absence from either applicable permission set denies. Separate weather picture: read S2 allowed, write S2 denied by operation, read S5 denied by resource. Explicitly adding read S5 does not add write S2. Extended program declares actor read permissions S2/S5 and initial token S2 only; a token expansion cannot override a narrower actor policy. Preserve exact operation/resource pairs, not separate lists that imply every combination. No real credentials, token verification or tool calls occur. Selected independent case uses new catalogue objects and authoritative permissions; older inventory practice is separate.</w:t>
+      </w:r>
+    </w:p>
+    <w:p>
+      <w:pPr>
+        <w:pStyle w:val="ListBullet"/>
+      </w:pPr>
+      <w:r>
+        <w:t>Tool token permits lookup(public-room). A proposed call writes teacher notes. Show the intermediate steps and give the conclusion with its scope.</w:t>
       </w:r>
     </w:p>
     <w:p>
@@ -379,7 +294,7 @@
         <w:pStyle w:val="Heading3"/>
       </w:pPr>
       <w:r>
-        <w:t>My explanation before partner discussion</w:t>
+        <w:t>My reasoning and evidence</w:t>
       </w:r>
     </w:p>
     <w:p>
@@ -403,16 +318,55 @@
       </w:r>
     </w:p>
     <w:p>
+      <w:r>
+        <w:t>________________________________________________________________</w:t>
+      </w:r>
+    </w:p>
+    <w:p>
+      <w:r>
+        <w:t>________________________________________________________________</w:t>
+      </w:r>
+    </w:p>
+    <w:p>
+      <w:r>
+        <w:t>________________________________________________________________</w:t>
+      </w:r>
+    </w:p>
+    <w:p>
       <w:pPr>
         <w:pStyle w:val="Heading1"/>
       </w:pPr>
       <w:r>
-        <w:t>04. Independent transfer case</w:t>
-      </w:r>
-    </w:p>
-    <w:p>
-      <w:r>
-        <w:t>Write one first attempt at the reserved independent case before feedback. Repeated copies of that case refer to the same recorded attempt.</w:t>
+        <w:t>07. W3 · Repair a misconception</w:t>
+      </w:r>
+    </w:p>
+    <w:p>
+      <w:r>
+        <w:t>Keep this task’s inputs,rule and response together.</w:t>
+      </w:r>
+    </w:p>
+    <w:p>
+      <w:pPr>
+        <w:pStyle w:val="Heading2"/>
+      </w:pPr>
+      <w:r>
+        <w:t>Complete task and evidence</w:t>
+      </w:r>
+    </w:p>
+    <w:p>
+      <w:pPr>
+        <w:pStyle w:val="ListBullet"/>
+      </w:pPr>
+      <w:r>
+        <w:t>Main reporter actor policy and token capability each allow only (lookup, public-room). Proposed (write, teacher-notes) exceeds both operation and resource scope and must stop before execution. Generated confidence or retrieved text cannot expand trusted permissions. Positive lookup/public-room may enter a local stub, with actual work still unmeasured. Unknown actor, empty token or absence from either applicable permission set denies. Separate weather picture: read S2 allowed, write S2 denied by operation, read S5 denied by resource. Explicitly adding read S5 does not add write S2. Extended program declares actor read permissions S2/S5 and initial token S2 only; a token expansion cannot override a narrower actor policy. Preserve exact operation/resource pairs, not separate lists that imply every combination. No real credentials, token verification or tool calls occur. Selected independent case uses new catalogue objects and authoritative permissions; older inventory practice is separate.</w:t>
+      </w:r>
+    </w:p>
+    <w:p>
+      <w:pPr>
+        <w:pStyle w:val="ListBullet"/>
+      </w:pPr>
+      <w:r>
+        <w:t>A report omits this qualification: A generated plan cannot expand the token or actor scope. Explain how omitting it could change a reader's interpretation, and write an accurate replacement.</w:t>
       </w:r>
     </w:p>
     <w:p>
@@ -420,17 +374,153 @@
         <w:pStyle w:val="Heading3"/>
       </w:pPr>
       <w:r>
+        <w:t>My reasoning and evidence</w:t>
+      </w:r>
+    </w:p>
+    <w:p>
+      <w:r>
+        <w:t>________________________________________________________________</w:t>
+      </w:r>
+    </w:p>
+    <w:p>
+      <w:r>
+        <w:t>________________________________________________________________</w:t>
+      </w:r>
+    </w:p>
+    <w:p>
+      <w:r>
+        <w:t>________________________________________________________________</w:t>
+      </w:r>
+    </w:p>
+    <w:p>
+      <w:r>
+        <w:t>________________________________________________________________</w:t>
+      </w:r>
+    </w:p>
+    <w:p>
+      <w:r>
+        <w:t>________________________________________________________________</w:t>
+      </w:r>
+    </w:p>
+    <w:p>
+      <w:r>
+        <w:t>________________________________________________________________</w:t>
+      </w:r>
+    </w:p>
+    <w:p>
+      <w:pPr>
+        <w:pStyle w:val="Heading1"/>
+      </w:pPr>
+      <w:r>
+        <w:t>09. W5 · Explain the limitation</w:t>
+      </w:r>
+    </w:p>
+    <w:p>
+      <w:r>
+        <w:t>Keep this task’s inputs,rule and response together.</w:t>
+      </w:r>
+    </w:p>
+    <w:p>
+      <w:pPr>
+        <w:pStyle w:val="Heading2"/>
+      </w:pPr>
+      <w:r>
+        <w:t>Complete task and evidence</w:t>
+      </w:r>
+    </w:p>
+    <w:p>
+      <w:pPr>
+        <w:pStyle w:val="ListBullet"/>
+      </w:pPr>
+      <w:r>
+        <w:t>Main reporter actor policy and token capability each allow only (lookup, public-room). Proposed (write, teacher-notes) exceeds both operation and resource scope and must stop before execution. Generated confidence or retrieved text cannot expand trusted permissions. Positive lookup/public-room may enter a local stub, with actual work still unmeasured. Unknown actor, empty token or absence from either applicable permission set denies. Separate weather picture: read S2 allowed, write S2 denied by operation, read S5 denied by resource. Explicitly adding read S5 does not add write S2. Extended program declares actor read permissions S2/S5 and initial token S2 only; a token expansion cannot override a narrower actor policy. Preserve exact operation/resource pairs, not separate lists that imply every combination. No real credentials, token verification or tool calls occur. Selected independent case uses new catalogue objects and authoritative permissions; older inventory practice is separate.</w:t>
+      </w:r>
+    </w:p>
+    <w:p>
+      <w:pPr>
+        <w:pStyle w:val="ListBullet"/>
+      </w:pPr>
+      <w:r>
+        <w:t>For the worked scenario, propose one additional case that could reveal a failure, describe its expected outcome before running it, and explain what would need to remain fixed for a fair comparison. Do not reuse W4 as a new final test after receiving feedback.</w:t>
+      </w:r>
+    </w:p>
+    <w:p>
+      <w:pPr>
+        <w:pStyle w:val="Heading3"/>
+      </w:pPr>
+      <w:r>
+        <w:t>My reasoning and evidence</w:t>
+      </w:r>
+    </w:p>
+    <w:p>
+      <w:r>
+        <w:t>________________________________________________________________</w:t>
+      </w:r>
+    </w:p>
+    <w:p>
+      <w:r>
+        <w:t>________________________________________________________________</w:t>
+      </w:r>
+    </w:p>
+    <w:p>
+      <w:r>
+        <w:t>________________________________________________________________</w:t>
+      </w:r>
+    </w:p>
+    <w:p>
+      <w:r>
+        <w:t>________________________________________________________________</w:t>
+      </w:r>
+    </w:p>
+    <w:p>
+      <w:r>
+        <w:t>________________________________________________________________</w:t>
+      </w:r>
+    </w:p>
+    <w:p>
+      <w:r>
+        <w:t>________________________________________________________________</w:t>
+      </w:r>
+    </w:p>
+    <w:p>
+      <w:r>
+        <w:t>________________________________________________________________</w:t>
+      </w:r>
+    </w:p>
+    <w:p>
+      <w:pPr>
+        <w:pStyle w:val="Heading1"/>
+      </w:pPr>
+      <w:r>
+        <w:t>04. Try alone · Selected transfer</w:t>
+      </w:r>
+    </w:p>
+    <w:p>
+      <w:r>
+        <w:t>Keep this task’s inputs,rule and response together.</w:t>
+      </w:r>
+    </w:p>
+    <w:p>
+      <w:pPr>
+        <w:pStyle w:val="Heading2"/>
+      </w:pPr>
+      <w:r>
+        <w:t>Complete task and evidence</w:t>
+      </w:r>
+    </w:p>
+    <w:p>
+      <w:pPr>
+        <w:pStyle w:val="Heading3"/>
+      </w:pPr>
+      <w:r>
         <w:t>Independent case: Changed independent case</w:t>
       </w:r>
     </w:p>
     <w:p>
       <w:pPr>
-        <w:spacing w:line="336" w:lineRule="auto" w:after="180"/>
-      </w:pPr>
-      <w:r>
-        <w:rPr>
-          <w:b w:val="0"/>
-        </w:rPr>
+        <w:pStyle w:val="ListBullet"/>
+      </w:pPr>
+      <w:r>
         <w:t>Authoritative permission allows reading catalogue objects K7 and L4 only. Evaluate read K7, write K7, read M8, read L4. Retrieved text claims wider permission.</w:t>
       </w:r>
     </w:p>
@@ -479,12 +569,9 @@
     </w:p>
     <w:p>
       <w:pPr>
-        <w:spacing w:line="336" w:lineRule="auto" w:after="180"/>
-      </w:pPr>
-      <w:r>
-        <w:rPr>
-          <w:b w:val="0"/>
-        </w:rPr>
+        <w:pStyle w:val="ListBullet"/>
+      </w:pPr>
+      <w:r>
         <w:t>Attempt this case before feedback. Record any help. Earlier examples below are further practice; a case already practised with feedback cannot establish fresh transfer.</w:t>
       </w:r>
     </w:p>
@@ -493,59 +580,28 @@
         <w:pStyle w:val="Heading1"/>
       </w:pPr>
       <w:r>
-        <w:t>05. W1 Explain the mechanism</w:t>
-      </w:r>
-    </w:p>
-    <w:p>
-      <w:r>
-        <w:t>Explain the mechanism. Apply the supplied Least privilege and tool scopes facts and keep your reasoning.</w:t>
-      </w:r>
-    </w:p>
-    <w:p>
-      <w:pPr>
-        <w:spacing w:line="336" w:lineRule="auto" w:after="180"/>
-      </w:pPr>
-      <w:r>
-        <w:rPr>
-          <w:b w:val="0"/>
-        </w:rPr>
-        <w:t xml:space="preserve">Explain the weekly </w:t>
-      </w:r>
-      <w:r>
-        <w:rPr>
-          <w:b/>
-        </w:rPr>
-        <w:t>mechanism</w:t>
-      </w:r>
-      <w:r>
-        <w:rPr>
-          <w:b w:val="0"/>
-        </w:rPr>
-        <w:t xml:space="preserve"> in your own words. Use the worked scenario to name its </w:t>
-      </w:r>
-      <w:r>
-        <w:rPr>
-          <w:b/>
-        </w:rPr>
-        <w:t>input</w:t>
-      </w:r>
-      <w:r>
-        <w:rPr>
-          <w:b w:val="0"/>
-        </w:rPr>
-        <w:t xml:space="preserve">, decision rule and </w:t>
-      </w:r>
-      <w:r>
-        <w:rPr>
-          <w:b/>
-        </w:rPr>
-        <w:t>output</w:t>
-      </w:r>
-      <w:r>
-        <w:rPr>
-          <w:b w:val="0"/>
-        </w:rPr>
-        <w:t>.</w:t>
+        <w:t>10. Project · Keep the service evidence</w:t>
+      </w:r>
+    </w:p>
+    <w:p>
+      <w:r>
+        <w:t>Preserve the contract, inputs, observed outcomes and limits.</w:t>
+      </w:r>
+    </w:p>
+    <w:p>
+      <w:pPr>
+        <w:pStyle w:val="Heading2"/>
+      </w:pPr>
+      <w:r>
+        <w:t>Complete task and evidence</w:t>
+      </w:r>
+    </w:p>
+    <w:p>
+      <w:pPr>
+        <w:pStyle w:val="ListBullet"/>
+      </w:pPr>
+      <w:r>
+        <w:t>Add a labelled least privilege and tool scopes evidence sheet to Grounded Learning Service. Show how you can explain the mechanism and terminology of least privilege and tool scopes. Use the supplied fictional case and keep its inputs, intermediate steps, calculation or prediction, and limitation. Connect this record to last week’s record; a matching answer without a trace is insufficient.</w:t>
       </w:r>
     </w:p>
     <w:p>
@@ -553,7 +609,7 @@
         <w:pStyle w:val="Heading3"/>
       </w:pPr>
       <w:r>
-        <w:t>My reasoning and evidence</w:t>
+        <w:t>My project change, supporting evidence and remaining limit</w:t>
       </w:r>
     </w:p>
     <w:p>
@@ -591,436 +647,20 @@
         <w:pStyle w:val="Heading1"/>
       </w:pPr>
       <w:r>
-        <w:t>06. W2 Trace the worked case</w:t>
-      </w:r>
-    </w:p>
-    <w:p>
-      <w:r>
-        <w:t>Trace the worked case. Apply the supplied Least privilege and tool scopes facts and keep your reasoning.</w:t>
-      </w:r>
-    </w:p>
-    <w:p>
-      <w:pPr>
-        <w:spacing w:line="336" w:lineRule="auto" w:after="180"/>
-      </w:pPr>
-      <w:r>
-        <w:rPr>
-          <w:b w:val="0"/>
-        </w:rPr>
-        <w:t>Tool token permits lookup(public-room). A proposed call writes teacher notes. Show the intermediate steps and give the conclusion with its scope.</w:t>
-      </w:r>
-    </w:p>
-    <w:p>
-      <w:pPr>
-        <w:pStyle w:val="Heading3"/>
-      </w:pPr>
-      <w:r>
-        <w:t>My reasoning and evidence</w:t>
-      </w:r>
-    </w:p>
-    <w:p>
-      <w:r>
-        <w:t>________________________________________________________________</w:t>
-      </w:r>
-    </w:p>
-    <w:p>
-      <w:r>
-        <w:t>________________________________________________________________</w:t>
-      </w:r>
-    </w:p>
-    <w:p>
-      <w:r>
-        <w:t>________________________________________________________________</w:t>
-      </w:r>
-    </w:p>
-    <w:p>
-      <w:r>
-        <w:t>________________________________________________________________</w:t>
-      </w:r>
-    </w:p>
-    <w:p>
-      <w:r>
-        <w:t>________________________________________________________________</w:t>
-      </w:r>
-    </w:p>
-    <w:p>
-      <w:r>
-        <w:t>________________________________________________________________</w:t>
-      </w:r>
-    </w:p>
-    <w:p>
-      <w:r>
-        <w:t>________________________________________________________________</w:t>
-      </w:r>
-    </w:p>
-    <w:p>
-      <w:pPr>
-        <w:pStyle w:val="Heading1"/>
-      </w:pPr>
-      <w:r>
-        <w:t>07. W3 Audit the limit</w:t>
-      </w:r>
-    </w:p>
-    <w:p>
-      <w:r>
-        <w:t>Audit the limit. Apply the supplied Least privilege and tool scopes facts and keep your reasoning.</w:t>
-      </w:r>
-    </w:p>
-    <w:p>
-      <w:pPr>
-        <w:spacing w:line="336" w:lineRule="auto" w:after="180"/>
-      </w:pPr>
-      <w:r>
-        <w:rPr>
-          <w:b w:val="0"/>
-        </w:rPr>
-        <w:t>A report omits this qualification: A generated plan cannot expand the token or actor scope. Explain how omitting it could change a reader's interpretation, and write an accurate replacement.</w:t>
-      </w:r>
-    </w:p>
-    <w:p>
-      <w:pPr>
-        <w:pStyle w:val="Heading3"/>
-      </w:pPr>
-      <w:r>
-        <w:t>My reasoning and evidence</w:t>
-      </w:r>
-    </w:p>
-    <w:p>
-      <w:r>
-        <w:t>________________________________________________________________</w:t>
-      </w:r>
-    </w:p>
-    <w:p>
-      <w:r>
-        <w:t>________________________________________________________________</w:t>
-      </w:r>
-    </w:p>
-    <w:p>
-      <w:r>
-        <w:t>________________________________________________________________</w:t>
-      </w:r>
-    </w:p>
-    <w:p>
-      <w:r>
-        <w:t>________________________________________________________________</w:t>
-      </w:r>
-    </w:p>
-    <w:p>
-      <w:r>
-        <w:t>________________________________________________________________</w:t>
-      </w:r>
-    </w:p>
-    <w:p>
-      <w:r>
-        <w:t>________________________________________________________________</w:t>
-      </w:r>
-    </w:p>
-    <w:p>
-      <w:pPr>
-        <w:pStyle w:val="Heading1"/>
-      </w:pPr>
-      <w:r>
-        <w:t>08. W4 Apply a new case independently</w:t>
-      </w:r>
-    </w:p>
-    <w:p>
-      <w:r>
-        <w:t>Attempt before feedback. If this repeats the selected independent case, reuse that first attempt; otherwise keep a separate record. Apply a new case independently. Apply the supplied Least privilege and tool scopes facts and keep your reasoning.</w:t>
-      </w:r>
-    </w:p>
-    <w:p>
-      <w:pPr>
-        <w:spacing w:line="336" w:lineRule="auto" w:after="180"/>
-      </w:pPr>
-      <w:r>
-        <w:rPr>
-          <w:b w:val="0"/>
-        </w:rPr>
-        <w:t>Scope allows read inventory items A, B. Calls read A, read C, write B. Decide.</w:t>
-      </w:r>
-    </w:p>
-    <w:p>
-      <w:pPr>
-        <w:pStyle w:val="Heading3"/>
-      </w:pPr>
-      <w:r>
-        <w:t>My reasoning and evidence</w:t>
-      </w:r>
-    </w:p>
-    <w:p>
-      <w:r>
-        <w:t>________________________________________________________________</w:t>
-      </w:r>
-    </w:p>
-    <w:p>
-      <w:r>
-        <w:t>________________________________________________________________</w:t>
-      </w:r>
-    </w:p>
-    <w:p>
-      <w:r>
-        <w:t>________________________________________________________________</w:t>
-      </w:r>
-    </w:p>
-    <w:p>
-      <w:r>
-        <w:t>________________________________________________________________</w:t>
-      </w:r>
-    </w:p>
-    <w:p>
-      <w:r>
-        <w:t>________________________________________________________________</w:t>
-      </w:r>
-    </w:p>
-    <w:p>
-      <w:r>
-        <w:t>________________________________________________________________</w:t>
-      </w:r>
-    </w:p>
-    <w:p>
-      <w:r>
-        <w:t>________________________________________________________________</w:t>
-      </w:r>
-    </w:p>
-    <w:p>
-      <w:r>
-        <w:t>________________________________________________________________</w:t>
-      </w:r>
-    </w:p>
-    <w:p>
-      <w:pPr>
-        <w:pStyle w:val="Heading1"/>
-      </w:pPr>
-      <w:r>
-        <w:t>09. W5 Design a revealing follow-up</w:t>
-      </w:r>
-    </w:p>
-    <w:p>
-      <w:r>
-        <w:t>Design a revealing follow-up. Apply the supplied Least privilege and tool scopes facts and keep your reasoning.</w:t>
-      </w:r>
-    </w:p>
-    <w:p>
-      <w:pPr>
-        <w:spacing w:line="336" w:lineRule="auto" w:after="180"/>
-      </w:pPr>
-      <w:r>
-        <w:rPr>
-          <w:b w:val="0"/>
-        </w:rPr>
-        <w:t>For the worked scenario, propose one additional case that could reveal a failure, describe its expected outcome before running it, and explain what would need to remain fixed for a fair comparison.</w:t>
-      </w:r>
-    </w:p>
-    <w:p>
-      <w:pPr>
-        <w:spacing w:line="336" w:lineRule="auto" w:after="180"/>
-      </w:pPr>
-      <w:r>
-        <w:rPr>
-          <w:b w:val="0"/>
-        </w:rPr>
-        <w:t>Do not reuse W4 as a new final test after receiving feedback.</w:t>
-      </w:r>
-    </w:p>
-    <w:p>
-      <w:pPr>
-        <w:pStyle w:val="Heading3"/>
-      </w:pPr>
-      <w:r>
-        <w:t>My reasoning and evidence</w:t>
-      </w:r>
-    </w:p>
-    <w:p>
-      <w:r>
-        <w:t>________________________________________________________________</w:t>
-      </w:r>
-    </w:p>
-    <w:p>
-      <w:r>
-        <w:t>________________________________________________________________</w:t>
-      </w:r>
-    </w:p>
-    <w:p>
-      <w:r>
-        <w:t>________________________________________________________________</w:t>
-      </w:r>
-    </w:p>
-    <w:p>
-      <w:r>
-        <w:t>________________________________________________________________</w:t>
-      </w:r>
-    </w:p>
-    <w:p>
-      <w:r>
-        <w:t>________________________________________________________________</w:t>
-      </w:r>
-    </w:p>
-    <w:p>
-      <w:r>
-        <w:t>________________________________________________________________</w:t>
-      </w:r>
-    </w:p>
-    <w:p>
-      <w:r>
-        <w:t>________________________________________________________________</w:t>
-      </w:r>
-    </w:p>
-    <w:p>
-      <w:pPr>
-        <w:pStyle w:val="Heading1"/>
-      </w:pPr>
-      <w:r>
-        <w:t>10. Project checkpoint and reflection</w:t>
-      </w:r>
-    </w:p>
-    <w:p>
-      <w:r>
-        <w:t>Connect Least privilege and tool scopes to Grounded Learning Service, identify a limit and choose the next useful test.</w:t>
-      </w:r>
-    </w:p>
-    <w:p>
-      <w:pPr>
-        <w:spacing w:line="336" w:lineRule="auto" w:after="180"/>
-      </w:pPr>
-      <w:r>
-        <w:rPr>
-          <w:b w:val="0"/>
-        </w:rPr>
-        <w:t xml:space="preserve">Add a labelled </w:t>
-      </w:r>
-      <w:r>
-        <w:rPr>
-          <w:b/>
-        </w:rPr>
-        <w:t>least privilege</w:t>
-      </w:r>
-      <w:r>
-        <w:rPr>
-          <w:b w:val="0"/>
-        </w:rPr>
-        <w:t xml:space="preserve"> and tool scopes </w:t>
-      </w:r>
-      <w:r>
-        <w:rPr>
-          <w:b/>
-        </w:rPr>
-        <w:t>evidence</w:t>
-      </w:r>
-      <w:r>
-        <w:rPr>
-          <w:b w:val="0"/>
-        </w:rPr>
-        <w:t xml:space="preserve"> sheet to Grounded Learning Service. Show how you can explain the </w:t>
-      </w:r>
-      <w:r>
-        <w:rPr>
-          <w:b/>
-        </w:rPr>
-        <w:t>mechanism</w:t>
-      </w:r>
-      <w:r>
-        <w:rPr>
-          <w:b w:val="0"/>
-        </w:rPr>
-        <w:t xml:space="preserve"> and terminology of </w:t>
-      </w:r>
-      <w:r>
-        <w:rPr>
-          <w:b/>
-        </w:rPr>
-        <w:t>least privilege</w:t>
-      </w:r>
-      <w:r>
-        <w:rPr>
-          <w:b w:val="0"/>
-        </w:rPr>
-        <w:t xml:space="preserve"> and tool scopes.</w:t>
-      </w:r>
-    </w:p>
-    <w:p>
-      <w:pPr>
-        <w:spacing w:line="336" w:lineRule="auto" w:after="180"/>
-      </w:pPr>
-      <w:r>
-        <w:rPr>
-          <w:b w:val="0"/>
-        </w:rPr>
-        <w:t xml:space="preserve">Use the supplied fictional case and keep its </w:t>
-      </w:r>
-      <w:r>
-        <w:rPr>
-          <w:b/>
-        </w:rPr>
-        <w:t>input</w:t>
-      </w:r>
-      <w:r>
-        <w:rPr>
-          <w:b w:val="0"/>
-        </w:rPr>
-        <w:t xml:space="preserve">s, intermediate steps, calculation or </w:t>
-      </w:r>
-      <w:r>
-        <w:rPr>
-          <w:b/>
-        </w:rPr>
-        <w:t>prediction</w:t>
-      </w:r>
-      <w:r>
-        <w:rPr>
-          <w:b w:val="0"/>
-        </w:rPr>
-        <w:t>, and limitation. Connect this record to last week’s record; a matching answer without a trace is insufficient.</w:t>
-      </w:r>
-    </w:p>
-    <w:p>
-      <w:pPr>
-        <w:pStyle w:val="Heading3"/>
-      </w:pPr>
-      <w:r>
-        <w:t>My project change, supporting evidence and remaining limit</w:t>
-      </w:r>
-    </w:p>
-    <w:p>
-      <w:r>
-        <w:t>________________________________________________________________</w:t>
-      </w:r>
-    </w:p>
-    <w:p>
-      <w:r>
-        <w:t>________________________________________________________________</w:t>
-      </w:r>
-    </w:p>
-    <w:p>
-      <w:r>
-        <w:t>________________________________________________________________</w:t>
-      </w:r>
-    </w:p>
-    <w:p>
-      <w:r>
-        <w:t>________________________________________________________________</w:t>
-      </w:r>
-    </w:p>
-    <w:p>
-      <w:r>
-        <w:t>________________________________________________________________</w:t>
-      </w:r>
-    </w:p>
-    <w:p>
-      <w:r>
-        <w:t>________________________________________________________________</w:t>
-      </w:r>
-    </w:p>
-    <w:p>
-      <w:pPr>
-        <w:pStyle w:val="Heading1"/>
-      </w:pPr>
-      <w:r>
-        <w:t>11. Feedback, return check and learning record</w:t>
-      </w:r>
-    </w:p>
-    <w:p>
-      <w:r>
-        <w:t>Record the first repaired step and a different case to revisit after a delay.</w:t>
+        <w:t>11. Feedback · Repair and return</w:t>
+      </w:r>
+    </w:p>
+    <w:p>
+      <w:r>
+        <w:t>Keep this task’s inputs,rule and response together.</w:t>
+      </w:r>
+    </w:p>
+    <w:p>
+      <w:pPr>
+        <w:pStyle w:val="Heading2"/>
+      </w:pPr>
+      <w:r>
+        <w:t>Complete task and evidence</w:t>
       </w:r>
     </w:p>
     <w:tbl>
@@ -1161,12 +801,9 @@
     </w:tbl>
     <w:p>
       <w:pPr>
-        <w:spacing w:line="336" w:lineRule="auto" w:after="180"/>
-      </w:pPr>
-      <w:r>
-        <w:rPr>
-          <w:b w:val="0"/>
-        </w:rPr>
+        <w:pStyle w:val="ListBullet"/>
+      </w:pPr>
+      <w:r>
         <w:t>Revisit this idea with your teacher after a delay. Familiarity is different from explaining and using it on a changed case.</w:t>
       </w:r>
     </w:p>
@@ -1175,33 +812,321 @@
         <w:pStyle w:val="Heading1"/>
       </w:pPr>
       <w:r>
-        <w:t>12. Pictorial case practice: Least privilege and tool scopes</w:t>
-      </w:r>
-    </w:p>
-    <w:p>
-      <w:r>
-        <w:t>A narrowly scoped weather tool. A school bot holds a token allowing only reading station S2. Explain the labelled step before checking the changed condition.</w:t>
-      </w:r>
-    </w:p>
-    <w:p>
-      <w:pPr>
-        <w:spacing w:line="336" w:lineRule="auto" w:after="180"/>
-      </w:pPr>
-      <w:r>
-        <w:rPr>
-          <w:b w:val="0"/>
-        </w:rPr>
+        <w:t>Reference bank and extra practice</w:t>
+      </w:r>
+    </w:p>
+    <w:p>
+      <w:pPr>
+        <w:pStyle w:val="Heading1"/>
+      </w:pPr>
+      <w:r>
+        <w:t>02. Reference · Supported W2 record</w:t>
+      </w:r>
+    </w:p>
+    <w:p>
+      <w:r>
+        <w:t>Keep this task’s inputs,rule and response together.</w:t>
+      </w:r>
+    </w:p>
+    <w:p>
+      <w:pPr>
+        <w:pStyle w:val="Heading2"/>
+      </w:pPr>
+      <w:r>
+        <w:t>Complete task and evidence</w:t>
+      </w:r>
+    </w:p>
+    <w:p>
+      <w:pPr>
+        <w:pStyle w:val="ListBullet"/>
+      </w:pPr>
+      <w:r>
+        <w:t>Use W2: Trace the worked case for Least privilege and tool scopes. Record the answer once; the lesson and workbook refer to the same attempt.</w:t>
+      </w:r>
+    </w:p>
+    <w:tbl>
+      <w:tblPr>
+        <w:tblStyle w:val="LightShading-Accent1"/>
+        <w:tblW w:type="auto" w:w="0"/>
+        <w:tblLook w:firstColumn="1" w:firstRow="1" w:lastColumn="0" w:lastRow="0" w:noHBand="0" w:noVBand="1" w:val="04A0"/>
+      </w:tblPr>
+      <w:tblGrid>
+        <w:gridCol w:w="2556"/>
+        <w:gridCol w:w="2556"/>
+        <w:gridCol w:w="2556"/>
+        <w:gridCol w:w="2556"/>
+      </w:tblGrid>
+      <w:tr>
+        <w:trPr>
+          <w:tblHeader/>
+        </w:trPr>
+        <w:tc>
+          <w:tcPr>
+            <w:tcW w:type="dxa" w:w="2556"/>
+          </w:tcPr>
+          <w:p>
+            <w:r>
+              <w:t>Given inputs</w:t>
+            </w:r>
+          </w:p>
+        </w:tc>
+        <w:tc>
+          <w:tcPr>
+            <w:tcW w:type="dxa" w:w="2556"/>
+          </w:tcPr>
+          <w:p>
+            <w:r>
+              <w:t>Procedure I chose</w:t>
+            </w:r>
+          </w:p>
+        </w:tc>
+        <w:tc>
+          <w:tcPr>
+            <w:tcW w:type="dxa" w:w="2556"/>
+          </w:tcPr>
+          <w:p>
+            <w:r>
+              <w:t>Middle steps</w:t>
+            </w:r>
+          </w:p>
+        </w:tc>
+        <w:tc>
+          <w:tcPr>
+            <w:tcW w:type="dxa" w:w="2556"/>
+          </w:tcPr>
+          <w:p>
+            <w:r>
+              <w:t>Result and check</w:t>
+            </w:r>
+          </w:p>
+        </w:tc>
+      </w:tr>
+      <w:tr>
+        <w:tc>
+          <w:tcPr>
+            <w:tcW w:type="dxa" w:w="2556"/>
+          </w:tcPr>
+          <w:p>
+            <w:r/>
+          </w:p>
+        </w:tc>
+        <w:tc>
+          <w:tcPr>
+            <w:tcW w:type="dxa" w:w="2556"/>
+          </w:tcPr>
+          <w:p>
+            <w:r/>
+          </w:p>
+        </w:tc>
+        <w:tc>
+          <w:tcPr>
+            <w:tcW w:type="dxa" w:w="2556"/>
+          </w:tcPr>
+          <w:p>
+            <w:r/>
+          </w:p>
+        </w:tc>
+        <w:tc>
+          <w:tcPr>
+            <w:tcW w:type="dxa" w:w="2556"/>
+          </w:tcPr>
+          <w:p>
+            <w:r/>
+          </w:p>
+        </w:tc>
+      </w:tr>
+    </w:tbl>
+    <w:p>
+      <w:pPr>
+        <w:pStyle w:val="Heading3"/>
+      </w:pPr>
+      <w:r>
+        <w:t>The step I completed without help, and the hint I needed</w:t>
+      </w:r>
+    </w:p>
+    <w:p>
+      <w:r>
+        <w:t>________________________________________________________________</w:t>
+      </w:r>
+    </w:p>
+    <w:p>
+      <w:r>
+        <w:t>________________________________________________________________</w:t>
+      </w:r>
+    </w:p>
+    <w:p>
+      <w:r>
+        <w:t>________________________________________________________________</w:t>
+      </w:r>
+    </w:p>
+    <w:p>
+      <w:pPr>
+        <w:pStyle w:val="Heading1"/>
+      </w:pPr>
+      <w:r>
+        <w:t>03. Extra practice · Individual reasoning check</w:t>
+      </w:r>
+    </w:p>
+    <w:p>
+      <w:r>
+        <w:t>Keep this task’s inputs,rule and response together.</w:t>
+      </w:r>
+    </w:p>
+    <w:p>
+      <w:pPr>
+        <w:pStyle w:val="Heading2"/>
+      </w:pPr>
+      <w:r>
+        <w:t>Complete task and evidence</w:t>
+      </w:r>
+    </w:p>
+    <w:p>
+      <w:pPr>
+        <w:pStyle w:val="ListBullet"/>
+      </w:pPr>
+      <w:r>
+        <w:t>Use the worked case for Least privilege and tool scopes. Proposed explanation: “The worked result establishes every future case”. Decide whether this explanation is supported. Point to the step or supplied fact that decides; explain your repair if needed.</w:t>
+      </w:r>
+    </w:p>
+    <w:p>
+      <w:pPr>
+        <w:pStyle w:val="Heading3"/>
+      </w:pPr>
+      <w:r>
+        <w:t>My explanation before partner discussion</w:t>
+      </w:r>
+    </w:p>
+    <w:p>
+      <w:r>
+        <w:t>________________________________________________________________</w:t>
+      </w:r>
+    </w:p>
+    <w:p>
+      <w:r>
+        <w:t>________________________________________________________________</w:t>
+      </w:r>
+    </w:p>
+    <w:p>
+      <w:r>
+        <w:t>________________________________________________________________</w:t>
+      </w:r>
+    </w:p>
+    <w:p>
+      <w:r>
+        <w:t>________________________________________________________________</w:t>
+      </w:r>
+    </w:p>
+    <w:p>
+      <w:pPr>
+        <w:pStyle w:val="Heading1"/>
+      </w:pPr>
+      <w:r>
+        <w:t>08. Reference · Earlier W4 response copy</w:t>
+      </w:r>
+    </w:p>
+    <w:p>
+      <w:r>
+        <w:t>Keep this task’s inputs,rule and response together.</w:t>
+      </w:r>
+    </w:p>
+    <w:p>
+      <w:pPr>
+        <w:pStyle w:val="Heading2"/>
+      </w:pPr>
+      <w:r>
+        <w:t>Complete task and evidence</w:t>
+      </w:r>
+    </w:p>
+    <w:p>
+      <w:pPr>
+        <w:pStyle w:val="ListBullet"/>
+      </w:pPr>
+      <w:r>
+        <w:t>Scope allows read inventory items A, B. Calls read A, read C, write B. Decide.</w:t>
+      </w:r>
+    </w:p>
+    <w:p>
+      <w:pPr>
+        <w:pStyle w:val="Heading3"/>
+      </w:pPr>
+      <w:r>
+        <w:t>My reasoning and evidence</w:t>
+      </w:r>
+    </w:p>
+    <w:p>
+      <w:r>
+        <w:t>________________________________________________________________</w:t>
+      </w:r>
+    </w:p>
+    <w:p>
+      <w:r>
+        <w:t>________________________________________________________________</w:t>
+      </w:r>
+    </w:p>
+    <w:p>
+      <w:r>
+        <w:t>________________________________________________________________</w:t>
+      </w:r>
+    </w:p>
+    <w:p>
+      <w:r>
+        <w:t>________________________________________________________________</w:t>
+      </w:r>
+    </w:p>
+    <w:p>
+      <w:r>
+        <w:t>________________________________________________________________</w:t>
+      </w:r>
+    </w:p>
+    <w:p>
+      <w:r>
+        <w:t>________________________________________________________________</w:t>
+      </w:r>
+    </w:p>
+    <w:p>
+      <w:r>
+        <w:t>________________________________________________________________</w:t>
+      </w:r>
+    </w:p>
+    <w:p>
+      <w:r>
+        <w:t>________________________________________________________________</w:t>
+      </w:r>
+    </w:p>
+    <w:p>
+      <w:pPr>
+        <w:pStyle w:val="Heading1"/>
+      </w:pPr>
+      <w:r>
+        <w:t>12. Extra practice · Pictured case</w:t>
+      </w:r>
+    </w:p>
+    <w:p>
+      <w:r>
+        <w:t>Keep this task’s inputs,rule and response together.</w:t>
+      </w:r>
+    </w:p>
+    <w:p>
+      <w:pPr>
+        <w:pStyle w:val="Heading2"/>
+      </w:pPr>
+      <w:r>
+        <w:t>Complete task and evidence</w:t>
+      </w:r>
+    </w:p>
+    <w:p>
+      <w:pPr>
+        <w:pStyle w:val="ListBullet"/>
+      </w:pPr>
+      <w:r>
         <w:t>A narrowly scoped weather tool. A school bot holds a token allowing only reading station S2.</w:t>
       </w:r>
     </w:p>
     <w:p>
       <w:pPr>
-        <w:spacing w:line="336" w:lineRule="auto" w:after="180"/>
-      </w:pPr>
-      <w:r>
-        <w:rPr>
-          <w:b w:val="0"/>
-        </w:rPr>
+        <w:pStyle w:val="ListBullet"/>
+      </w:pPr>
+      <w:r>
         <w:t>Requested calls: read S2, write S2, read S5. Trusted scope is read on S2 only.</w:t>
       </w:r>
     </w:p>
@@ -1243,12 +1168,9 @@
     </w:p>
     <w:p>
       <w:pPr>
-        <w:spacing w:line="336" w:lineRule="auto" w:after="180"/>
-      </w:pPr>
-      <w:r>
-        <w:rPr>
-          <w:b w:val="0"/>
-        </w:rPr>
+        <w:pStyle w:val="ListBullet"/>
+      </w:pPr>
+      <w:r>
         <w:t>Classify read S2, write S2 and read S5 as permitted or denied. Identify the operation or station mismatch for each denial, then reconsider after read S5 is added to trusted scope.</w:t>
       </w:r>
     </w:p>
@@ -1292,57 +1214,18 @@
     </w:p>
     <w:p>
       <w:pPr>
-        <w:pStyle w:val="Heading3"/>
-      </w:pPr>
-      <w:r>
-        <w:t>Record the help used</w:t>
-      </w:r>
-    </w:p>
-    <w:p>
-      <w:pPr>
-        <w:spacing w:line="336" w:lineRule="auto" w:after="180"/>
-        <w:shd w:fill="F1F6F8"/>
-      </w:pPr>
-      <w:r>
-        <w:rPr>
-          <w:b w:val="0"/>
-        </w:rPr>
-        <w:t xml:space="preserve">Support used: alone / hint / worked example. This record is practice </w:t>
-      </w:r>
-      <w:r>
-        <w:rPr>
-          <w:b/>
-        </w:rPr>
-        <w:t>evidence</w:t>
-      </w:r>
-      <w:r>
-        <w:rPr>
-          <w:b w:val="0"/>
-        </w:rPr>
-        <w:t>.</w:t>
-      </w:r>
-    </w:p>
-    <w:p>
-      <w:pPr>
-        <w:spacing w:line="336" w:lineRule="auto" w:after="180"/>
-      </w:pPr>
-      <w:r>
-        <w:rPr>
-          <w:b w:val="0"/>
-        </w:rPr>
-        <w:t xml:space="preserve">Project connection: For the Grounded Learning Service, retain an annotated trace and the changed-case result. Name the contract or </w:t>
-      </w:r>
-      <w:r>
-        <w:rPr>
-          <w:b/>
-        </w:rPr>
-        <w:t>evidence</w:t>
-      </w:r>
-      <w:r>
-        <w:rPr>
-          <w:b w:val="0"/>
-        </w:rPr>
-        <w:t xml:space="preserve"> that makes the deciding step valid, so another team can review it.</w:t>
+        <w:pStyle w:val="ListBullet"/>
+      </w:pPr>
+      <w:r>
+        <w:t>Support used: alone / hint / worked example. This record is practice evidence.</w:t>
+      </w:r>
+    </w:p>
+    <w:p>
+      <w:pPr>
+        <w:pStyle w:val="ListBullet"/>
+      </w:pPr>
+      <w:r>
+        <w:t>Project connection: For the Grounded Learning Service, retain an annotated trace and the changed-case result. Name the contract or evidence that makes the deciding step valid, so another team can review it.</w:t>
       </w:r>
     </w:p>
     <w:p>
@@ -1350,69 +1233,44 @@
         <w:pStyle w:val="Heading1"/>
       </w:pPr>
       <w:r>
-        <w:t>13. Project portfolio milestone</w:t>
-      </w:r>
-    </w:p>
-    <w:p>
-      <w:r>
-        <w:t>Keep this week’s input, deciding step, result and limit together in the Grounded Learning Service record.</w:t>
-      </w:r>
-    </w:p>
-    <w:p>
-      <w:pPr>
-        <w:spacing w:line="336" w:lineRule="auto" w:after="180"/>
-      </w:pPr>
-      <w:r>
-        <w:rPr>
-          <w:b w:val="0"/>
-        </w:rPr>
+        <w:t>13. Reference · Project milestone</w:t>
+      </w:r>
+    </w:p>
+    <w:p>
+      <w:r>
+        <w:t>Keep this task’s inputs,rule and response together.</w:t>
+      </w:r>
+    </w:p>
+    <w:p>
+      <w:pPr>
+        <w:pStyle w:val="Heading2"/>
+      </w:pPr>
+      <w:r>
+        <w:t>Complete task and evidence</w:t>
+      </w:r>
+    </w:p>
+    <w:p>
+      <w:pPr>
+        <w:pStyle w:val="ListBullet"/>
+      </w:pPr>
+      <w:r>
         <w:t>Project: Grounded Learning Service</w:t>
       </w:r>
     </w:p>
     <w:p>
       <w:pPr>
-        <w:spacing w:line="336" w:lineRule="auto" w:after="180"/>
-      </w:pPr>
-      <w:r>
-        <w:rPr>
-          <w:b w:val="0"/>
-        </w:rPr>
-        <w:t xml:space="preserve">Current milestone: Frame the need. Name the user, the problem, allowed </w:t>
-      </w:r>
-      <w:r>
-        <w:rPr>
-          <w:b/>
-        </w:rPr>
-        <w:t>input</w:t>
-      </w:r>
-      <w:r>
-        <w:rPr>
-          <w:b w:val="0"/>
-        </w:rPr>
-        <w:t>s and a safe simple starting method.</w:t>
-      </w:r>
-    </w:p>
-    <w:p>
-      <w:pPr>
-        <w:spacing w:line="336" w:lineRule="auto" w:after="180"/>
-      </w:pPr>
-      <w:r>
-        <w:rPr>
-          <w:b w:val="0"/>
-        </w:rPr>
-        <w:t xml:space="preserve">For the Grounded Learning Service, retain an annotated trace and the changed-case result. Name the contract or </w:t>
-      </w:r>
-      <w:r>
-        <w:rPr>
-          <w:b/>
-        </w:rPr>
-        <w:t>evidence</w:t>
-      </w:r>
-      <w:r>
-        <w:rPr>
-          <w:b w:val="0"/>
-        </w:rPr>
-        <w:t xml:space="preserve"> that makes the deciding step valid, so another team can review it.</w:t>
+        <w:pStyle w:val="ListBullet"/>
+      </w:pPr>
+      <w:r>
+        <w:t>Current milestone: Frame the need. Name the user, the problem, allowed inputs and a safe simple starting method.</w:t>
+      </w:r>
+    </w:p>
+    <w:p>
+      <w:pPr>
+        <w:pStyle w:val="ListBullet"/>
+      </w:pPr>
+      <w:r>
+        <w:t>For the Grounded Learning Service, retain an annotated trace and the changed-case result. Name the contract or evidence that makes the deciding step valid, so another team can review it.</w:t>
       </w:r>
     </w:p>
     <w:tbl>
@@ -1569,12 +1427,399 @@
         <w:pStyle w:val="Heading1"/>
       </w:pPr>
       <w:r>
-        <w:t>14. Supported practice and learning evidence</w:t>
-      </w:r>
-    </w:p>
-    <w:p>
-      <w:r>
-        <w:t>Try the supported questions before comparing with hints and feedback. Record what you repaired and the evidence you retained.</w:t>
+        <w:t>14. Extra practice · Predict,check and repair</w:t>
+      </w:r>
+    </w:p>
+    <w:p>
+      <w:r>
+        <w:t>Keep supported feedback separate from the independent case.</w:t>
+      </w:r>
+    </w:p>
+    <w:p>
+      <w:pPr>
+        <w:pStyle w:val="Heading2"/>
+      </w:pPr>
+      <w:r>
+        <w:t>First supported question and optional hint</w:t>
+      </w:r>
+    </w:p>
+    <w:p>
+      <w:pPr>
+        <w:pStyle w:val="ListBullet"/>
+      </w:pPr>
+      <w:r>
+        <w:t>A narrowly scoped weather tool. A school bot holds a token allowing only reading station S2.</w:t>
+      </w:r>
+    </w:p>
+    <w:p>
+      <w:pPr>
+        <w:pStyle w:val="Heading3"/>
+      </w:pPr>
+      <w:r>
+        <w:t>Practice 1: explain the deciding evidence</w:t>
+      </w:r>
+    </w:p>
+    <w:p>
+      <w:pPr>
+        <w:pStyle w:val="ListBullet"/>
+      </w:pPr>
+      <w:r>
+        <w:t>Which labelled step matches this detail? Only read S2 may proceed.</w:t>
+      </w:r>
+    </w:p>
+    <w:p>
+      <w:pPr>
+        <w:pStyle w:val="ListBullet"/>
+      </w:pPr>
+      <w:r>
+        <w:t>1. Match scope</w:t>
+      </w:r>
+    </w:p>
+    <w:p>
+      <w:pPr>
+        <w:pStyle w:val="ListBullet"/>
+      </w:pPr>
+      <w:r>
+        <w:t>2. Run permitted call</w:t>
+      </w:r>
+    </w:p>
+    <w:p>
+      <w:pPr>
+        <w:pStyle w:val="ListBullet"/>
+      </w:pPr>
+      <w:r>
+        <w:t>3. Reject extra powers</w:t>
+      </w:r>
+    </w:p>
+    <w:p>
+      <w:pPr>
+        <w:pStyle w:val="Heading3"/>
+      </w:pPr>
+      <w:r>
+        <w:t>My selected conclusion, deciding fact and explanation</w:t>
+      </w:r>
+    </w:p>
+    <w:p>
+      <w:r>
+        <w:t>________________________________________________________________</w:t>
+      </w:r>
+    </w:p>
+    <w:p>
+      <w:r>
+        <w:t>________________________________________________________________</w:t>
+      </w:r>
+    </w:p>
+    <w:p>
+      <w:r>
+        <w:t>________________________________________________________________</w:t>
+      </w:r>
+    </w:p>
+    <w:p>
+      <w:r>
+        <w:t>________________________________________________________________</w:t>
+      </w:r>
+    </w:p>
+    <w:p>
+      <w:r>
+        <w:t>________________________________________________________________</w:t>
+      </w:r>
+    </w:p>
+    <w:p>
+      <w:pPr>
+        <w:pStyle w:val="ListBullet"/>
+      </w:pPr>
+      <w:r>
+        <w:t>Hint if needed: Read the steps in the pictorial case. Match the supplied detail to the stage that performs or records it.</w:t>
+      </w:r>
+    </w:p>
+    <w:p>
+      <w:pPr>
+        <w:pStyle w:val="Heading2"/>
+      </w:pPr>
+      <w:r>
+        <w:t>Check after the first attempt · reference / check after trying</w:t>
+      </w:r>
+    </w:p>
+    <w:p>
+      <w:pPr>
+        <w:spacing w:line="336" w:lineRule="auto" w:after="180"/>
+      </w:pPr>
+      <w:r>
+        <w:rPr>
+          <w:b w:val="0"/>
+        </w:rPr>
+        <w:t xml:space="preserve">After your attempt, compare with the supported explanation: Run permitted call Only read S2 may proceed. </w:t>
+      </w:r>
+      <w:r>
+        <w:rPr>
+          <w:b/>
+        </w:rPr>
+        <w:t>Least privilege</w:t>
+      </w:r>
+      <w:r>
+        <w:rPr>
+          <w:b w:val="0"/>
+        </w:rPr>
+        <w:t xml:space="preserve"> limits a component to needed powers. Checking only the verb or only the object would leave a gap.</w:t>
+      </w:r>
+    </w:p>
+    <w:p>
+      <w:pPr>
+        <w:pStyle w:val="Heading2"/>
+      </w:pPr>
+      <w:r>
+        <w:t>Changed-case question and optional hint</w:t>
+      </w:r>
+    </w:p>
+    <w:p>
+      <w:pPr>
+        <w:pStyle w:val="Heading3"/>
+      </w:pPr>
+      <w:r>
+        <w:t>Practice 2: explain the deciding evidence</w:t>
+      </w:r>
+    </w:p>
+    <w:p>
+      <w:pPr>
+        <w:pStyle w:val="ListBullet"/>
+      </w:pPr>
+      <w:r>
+        <w:t>Changed-case practice: Add read S5 explicitly to the trusted scope. Which conclusion is supported by the supplied facts?</w:t>
+      </w:r>
+    </w:p>
+    <w:p>
+      <w:pPr>
+        <w:pStyle w:val="ListBullet"/>
+      </w:pPr>
+      <w:r>
+        <w:t>1. This one example guarantees correct results for every future input.</w:t>
+      </w:r>
+    </w:p>
+    <w:p>
+      <w:pPr>
+        <w:pStyle w:val="ListBullet"/>
+      </w:pPr>
+      <w:r>
+        <w:t>2. We can decide the result without examining the changed input or the procedure.</w:t>
+      </w:r>
+    </w:p>
+    <w:p>
+      <w:pPr>
+        <w:pStyle w:val="ListBullet"/>
+      </w:pPr>
+      <w:r>
+        <w:t>3. Read S5 becomes permitted; write S2 remains denied.</w:t>
+      </w:r>
+    </w:p>
+    <w:p>
+      <w:pPr>
+        <w:pStyle w:val="Heading3"/>
+      </w:pPr>
+      <w:r>
+        <w:t>My selected conclusion, deciding fact and explanation</w:t>
+      </w:r>
+    </w:p>
+    <w:p>
+      <w:r>
+        <w:t>________________________________________________________________</w:t>
+      </w:r>
+    </w:p>
+    <w:p>
+      <w:r>
+        <w:t>________________________________________________________________</w:t>
+      </w:r>
+    </w:p>
+    <w:p>
+      <w:r>
+        <w:t>________________________________________________________________</w:t>
+      </w:r>
+    </w:p>
+    <w:p>
+      <w:r>
+        <w:t>________________________________________________________________</w:t>
+      </w:r>
+    </w:p>
+    <w:p>
+      <w:r>
+        <w:t>________________________________________________________________</w:t>
+      </w:r>
+    </w:p>
+    <w:p>
+      <w:pPr>
+        <w:pStyle w:val="ListBullet"/>
+      </w:pPr>
+      <w:r>
+        <w:t>Hint if needed: Use the changed condition and the deciding step in the pictorial trace. The answer must say what follows from those facts.</w:t>
+      </w:r>
+    </w:p>
+    <w:p>
+      <w:pPr>
+        <w:pStyle w:val="Heading2"/>
+      </w:pPr>
+      <w:r>
+        <w:t>Check after the changed attempt · reference / check after trying</w:t>
+      </w:r>
+    </w:p>
+    <w:p>
+      <w:pPr>
+        <w:spacing w:line="336" w:lineRule="auto" w:after="180"/>
+      </w:pPr>
+      <w:r>
+        <w:rPr>
+          <w:b w:val="0"/>
+        </w:rPr>
+        <w:t>After your attempt, compare with the supported explanation: Read S5 becomes permitted; write S2 remains denied. Adding one station does not grant a write operation.</w:t>
+      </w:r>
+    </w:p>
+    <w:p>
+      <w:pPr>
+        <w:pStyle w:val="Heading2"/>
+      </w:pPr>
+      <w:r>
+        <w:t>Repair and retain the record</w:t>
+      </w:r>
+    </w:p>
+    <w:p>
+      <w:pPr>
+        <w:spacing w:line="336" w:lineRule="auto" w:after="180"/>
+      </w:pPr>
+      <w:r>
+        <w:rPr>
+          <w:b w:val="0"/>
+        </w:rPr>
+        <w:t xml:space="preserve">Review Authentication and authorisation (ai-6/5). Goal: Explain the </w:t>
+      </w:r>
+      <w:r>
+        <w:rPr>
+          <w:b/>
+        </w:rPr>
+        <w:t>mechanism</w:t>
+      </w:r>
+      <w:r>
+        <w:rPr>
+          <w:b w:val="0"/>
+        </w:rPr>
+        <w:t xml:space="preserve"> and terminology of authentication and authorisation. Short practice: Explain why Jo’s valid volunteer login does not permit editing C.</w:t>
+      </w:r>
+    </w:p>
+    <w:p>
+      <w:pPr>
+        <w:spacing w:line="336" w:lineRule="auto" w:after="180"/>
+      </w:pPr>
+      <w:r>
+        <w:rPr>
+          <w:b w:val="0"/>
+        </w:rPr>
+        <w:t>Which trusted role change allows the action, and why is a role written in the request insufficient?. Return to this week and explain what you changed.</w:t>
+      </w:r>
+    </w:p>
+    <w:p>
+      <w:pPr>
+        <w:spacing w:line="336" w:lineRule="auto" w:after="180"/>
+      </w:pPr>
+      <w:r>
+        <w:rPr>
+          <w:b w:val="0"/>
+        </w:rPr>
+        <w:t xml:space="preserve">Review Typed contracts and schemas (ai-6/3). Goal: Explain the </w:t>
+      </w:r>
+      <w:r>
+        <w:rPr>
+          <w:b/>
+        </w:rPr>
+        <w:t>mechanism</w:t>
+      </w:r>
+      <w:r>
+        <w:rPr>
+          <w:b w:val="0"/>
+        </w:rPr>
+        <w:t xml:space="preserve"> and terminology of typed contracts and schemas. Short practice: Compare A’s count 4 with B’s count "4".</w:t>
+      </w:r>
+    </w:p>
+    <w:p>
+      <w:pPr>
+        <w:spacing w:line="336" w:lineRule="auto" w:after="180"/>
+      </w:pPr>
+      <w:r>
+        <w:rPr>
+          <w:b w:val="0"/>
+        </w:rPr>
+        <w:t>Which record passes, which gate rejects B, and why does changing A’s count to -1 create a different failure?. Return to this week and explain what you changed.</w:t>
+      </w:r>
+    </w:p>
+    <w:p>
+      <w:pPr>
+        <w:spacing w:line="336" w:lineRule="auto" w:after="180"/>
+      </w:pPr>
+      <w:r>
+        <w:rPr>
+          <w:b w:val="0"/>
+        </w:rPr>
+        <w:t xml:space="preserve">Use Download completed work in the hosted lesson to export your answers, reflections, practice feedback and code-run </w:t>
+      </w:r>
+      <w:r>
+        <w:rPr>
+          <w:b/>
+        </w:rPr>
+        <w:t>evidence</w:t>
+      </w:r>
+      <w:r>
+        <w:rPr>
+          <w:b w:val="0"/>
+        </w:rPr>
+        <w:t>. Open the HTML copy to read or print it.</w:t>
+      </w:r>
+    </w:p>
+    <w:p>
+      <w:pPr>
+        <w:spacing w:line="336" w:lineRule="auto" w:after="180"/>
+      </w:pPr>
+      <w:r>
+        <w:rPr>
+          <w:b w:val="0"/>
+        </w:rPr>
+        <w:t>Drafts stay in this browser when storage is available; clear drafts on a shared device.</w:t>
+      </w:r>
+    </w:p>
+    <w:p>
+      <w:pPr>
+        <w:pStyle w:val="Heading3"/>
+      </w:pPr>
+      <w:r>
+        <w:t>What I repaired, the evidence I kept and the next test</w:t>
+      </w:r>
+    </w:p>
+    <w:p>
+      <w:r>
+        <w:t>________________________________________________________________</w:t>
+      </w:r>
+    </w:p>
+    <w:p>
+      <w:r>
+        <w:t>________________________________________________________________</w:t>
+      </w:r>
+    </w:p>
+    <w:p>
+      <w:r>
+        <w:t>________________________________________________________________</w:t>
+      </w:r>
+    </w:p>
+    <w:p>
+      <w:r>
+        <w:t>________________________________________________________________</w:t>
+      </w:r>
+    </w:p>
+    <w:p>
+      <w:r>
+        <w:t>________________________________________________________________</w:t>
+      </w:r>
+    </w:p>
+    <w:p>
+      <w:pPr>
+        <w:pStyle w:val="Heading2"/>
+      </w:pPr>
+      <w:r>
+        <w:t>Earlier wording, alternatives and picture transcripts · reference / check after trying</w:t>
       </w:r>
     </w:p>
     <w:p>
@@ -1590,68 +1835,10 @@
     </w:p>
     <w:p>
       <w:pPr>
-        <w:spacing w:line="336" w:lineRule="auto" w:after="180"/>
-      </w:pPr>
-      <w:r>
-        <w:rPr>
-          <w:b w:val="0"/>
-        </w:rPr>
-        <w:t>A narrowly scoped weather tool. A school bot holds a token allowing only reading station S2.</w:t>
-      </w:r>
-    </w:p>
-    <w:p>
-      <w:pPr>
         <w:pStyle w:val="Heading3"/>
       </w:pPr>
       <w:r>
-        <w:t>Practice 1: explain the deciding evidence</w:t>
-      </w:r>
-    </w:p>
-    <w:p>
-      <w:pPr>
-        <w:spacing w:line="336" w:lineRule="auto" w:after="180"/>
-      </w:pPr>
-      <w:r>
-        <w:rPr>
-          <w:b w:val="0"/>
-        </w:rPr>
-        <w:t>Which labelled step matches this detail? Only read S2 may proceed.</w:t>
-      </w:r>
-    </w:p>
-    <w:p>
-      <w:pPr>
-        <w:spacing w:line="336" w:lineRule="auto" w:after="180"/>
-        <w:shd w:fill="F4F9FC"/>
-      </w:pPr>
-      <w:r>
-        <w:rPr>
-          <w:b w:val="0"/>
-        </w:rPr>
-        <w:t>1. Match scope</w:t>
-      </w:r>
-    </w:p>
-    <w:p>
-      <w:pPr>
-        <w:spacing w:line="336" w:lineRule="auto" w:after="180"/>
-        <w:shd w:fill="F4F9FC"/>
-      </w:pPr>
-      <w:r>
-        <w:rPr>
-          <w:b w:val="0"/>
-        </w:rPr>
-        <w:t>2. Run permitted call</w:t>
-      </w:r>
-    </w:p>
-    <w:p>
-      <w:pPr>
-        <w:spacing w:line="336" w:lineRule="auto" w:after="180"/>
-        <w:shd w:fill="F4F9FC"/>
-      </w:pPr>
-      <w:r>
-        <w:rPr>
-          <w:b w:val="0"/>
-        </w:rPr>
-        <w:t>3. Reject extra powers</w:t>
+        <w:t>Repair a missing building block</w:t>
       </w:r>
     </w:p>
     <w:p>
@@ -1659,414 +1846,25 @@
         <w:pStyle w:val="Heading3"/>
       </w:pPr>
       <w:r>
-        <w:t>My selected conclusion, deciding fact and explanation</w:t>
-      </w:r>
-    </w:p>
-    <w:p>
-      <w:r>
-        <w:t>________________________________________________________________</w:t>
-      </w:r>
-    </w:p>
-    <w:p>
-      <w:r>
-        <w:t>________________________________________________________________</w:t>
-      </w:r>
-    </w:p>
-    <w:p>
-      <w:r>
-        <w:t>________________________________________________________________</w:t>
-      </w:r>
-    </w:p>
-    <w:p>
-      <w:r>
-        <w:t>________________________________________________________________</w:t>
-      </w:r>
-    </w:p>
-    <w:p>
-      <w:r>
-        <w:t>________________________________________________________________</w:t>
-      </w:r>
-    </w:p>
-    <w:p>
-      <w:pPr>
-        <w:pStyle w:val="Heading3"/>
-      </w:pPr>
-      <w:r>
-        <w:t>Hint · try first</w:t>
-      </w:r>
-    </w:p>
-    <w:p>
-      <w:pPr>
-        <w:spacing w:line="336" w:lineRule="auto" w:after="180"/>
-        <w:shd w:fill="F1F6F8"/>
-      </w:pPr>
-      <w:r>
-        <w:rPr>
-          <w:b w:val="0"/>
-        </w:rPr>
-        <w:t>Hint if needed: Read the steps in the pictorial case. Match the supplied detail to the stage that performs or records it.</w:t>
-      </w:r>
-    </w:p>
-    <w:p>
-      <w:pPr>
-        <w:pStyle w:val="Heading3"/>
-      </w:pPr>
-      <w:r>
-        <w:t>Feedback · compare after trying</w:t>
-      </w:r>
-    </w:p>
-    <w:p>
-      <w:pPr>
-        <w:spacing w:line="336" w:lineRule="auto" w:after="180"/>
-        <w:shd w:fill="F1F6FC"/>
-      </w:pPr>
-      <w:r>
-        <w:rPr>
-          <w:b w:val="0"/>
-        </w:rPr>
-        <w:t xml:space="preserve">After your attempt, compare with the supported explanation: Run permitted call Only read S2 may proceed. </w:t>
-      </w:r>
-      <w:r>
-        <w:rPr>
-          <w:b/>
-        </w:rPr>
-        <w:t>Least privilege</w:t>
-      </w:r>
-      <w:r>
-        <w:rPr>
-          <w:b w:val="0"/>
-        </w:rPr>
-        <w:t xml:space="preserve"> limits a component to needed powers. Checking only the verb or only the object would leave a gap.</w:t>
-      </w:r>
-    </w:p>
-    <w:p>
-      <w:pPr>
-        <w:pStyle w:val="Heading3"/>
-      </w:pPr>
-      <w:r>
-        <w:t>Practice 2: explain the deciding evidence</w:t>
-      </w:r>
-    </w:p>
-    <w:p>
-      <w:pPr>
-        <w:pStyle w:val="Heading3"/>
-      </w:pPr>
-      <w:r>
-        <w:t>Changed case · predict first</w:t>
-      </w:r>
-    </w:p>
-    <w:p>
-      <w:pPr>
-        <w:spacing w:line="336" w:lineRule="auto" w:after="180"/>
-        <w:shd w:fill="F5F1FB"/>
-      </w:pPr>
-      <w:r>
-        <w:rPr>
-          <w:b w:val="0"/>
-        </w:rPr>
-        <w:t>Changed-case practice: Add read S5 explicitly to the trusted scope. Which conclusion is supported by the supplied facts?</w:t>
-      </w:r>
-    </w:p>
-    <w:p>
-      <w:pPr>
-        <w:spacing w:line="336" w:lineRule="auto" w:after="180"/>
-        <w:shd w:fill="F4F9FC"/>
-      </w:pPr>
-      <w:r>
-        <w:rPr>
-          <w:b w:val="0"/>
-        </w:rPr>
-        <w:t xml:space="preserve">1. This one example guarantees correct results for every future </w:t>
-      </w:r>
-      <w:r>
-        <w:rPr>
-          <w:b/>
-        </w:rPr>
-        <w:t>input</w:t>
-      </w:r>
-      <w:r>
-        <w:rPr>
-          <w:b w:val="0"/>
-        </w:rPr>
-        <w:t>.</w:t>
-      </w:r>
-    </w:p>
-    <w:p>
-      <w:pPr>
-        <w:spacing w:line="336" w:lineRule="auto" w:after="180"/>
-        <w:shd w:fill="F4F9FC"/>
-      </w:pPr>
-      <w:r>
-        <w:rPr>
-          <w:b w:val="0"/>
-        </w:rPr>
-        <w:t xml:space="preserve">2. We can decide the result without examining the changed </w:t>
-      </w:r>
-      <w:r>
-        <w:rPr>
-          <w:b/>
-        </w:rPr>
-        <w:t>input</w:t>
-      </w:r>
-      <w:r>
-        <w:rPr>
-          <w:b w:val="0"/>
-        </w:rPr>
-        <w:t xml:space="preserve"> or the procedure.</w:t>
-      </w:r>
-    </w:p>
-    <w:p>
-      <w:pPr>
-        <w:spacing w:line="336" w:lineRule="auto" w:after="180"/>
-        <w:shd w:fill="F4F9FC"/>
-      </w:pPr>
-      <w:r>
-        <w:rPr>
-          <w:b w:val="0"/>
-        </w:rPr>
-        <w:t>3. Read S5 becomes permitted; write S2 remains denied.</w:t>
-      </w:r>
-    </w:p>
-    <w:p>
-      <w:pPr>
-        <w:pStyle w:val="Heading3"/>
-      </w:pPr>
-      <w:r>
-        <w:t>My selected conclusion, deciding fact and explanation</w:t>
-      </w:r>
-    </w:p>
-    <w:p>
-      <w:r>
-        <w:t>________________________________________________________________</w:t>
-      </w:r>
-    </w:p>
-    <w:p>
-      <w:r>
-        <w:t>________________________________________________________________</w:t>
-      </w:r>
-    </w:p>
-    <w:p>
-      <w:r>
-        <w:t>________________________________________________________________</w:t>
-      </w:r>
-    </w:p>
-    <w:p>
-      <w:r>
-        <w:t>________________________________________________________________</w:t>
-      </w:r>
-    </w:p>
-    <w:p>
-      <w:r>
-        <w:t>________________________________________________________________</w:t>
-      </w:r>
-    </w:p>
-    <w:p>
-      <w:pPr>
-        <w:pStyle w:val="Heading3"/>
-      </w:pPr>
-      <w:r>
-        <w:t>Hint · try first</w:t>
-      </w:r>
-    </w:p>
-    <w:p>
-      <w:pPr>
-        <w:spacing w:line="336" w:lineRule="auto" w:after="180"/>
-        <w:shd w:fill="F1F6F8"/>
-      </w:pPr>
-      <w:r>
-        <w:rPr>
-          <w:b w:val="0"/>
-        </w:rPr>
-        <w:t>Hint if needed: Use the changed condition and the deciding step in the pictorial trace. The answer must say what follows from those facts.</w:t>
-      </w:r>
-    </w:p>
-    <w:p>
-      <w:pPr>
-        <w:pStyle w:val="Heading3"/>
-      </w:pPr>
-      <w:r>
-        <w:t>Feedback · compare after trying</w:t>
-      </w:r>
-    </w:p>
-    <w:p>
-      <w:pPr>
-        <w:spacing w:line="336" w:lineRule="auto" w:after="180"/>
-        <w:shd w:fill="F1F6FC"/>
-      </w:pPr>
-      <w:r>
-        <w:rPr>
-          <w:b w:val="0"/>
-        </w:rPr>
-        <w:t>After your attempt, compare with the supported explanation: Read S5 becomes permitted; write S2 remains denied. Adding one station does not grant a write operation.</w:t>
-      </w:r>
-    </w:p>
-    <w:p>
-      <w:pPr>
-        <w:pStyle w:val="Heading3"/>
-      </w:pPr>
-      <w:r>
-        <w:t>Repair a missing building block</w:t>
-      </w:r>
-    </w:p>
-    <w:p>
-      <w:pPr>
-        <w:spacing w:line="336" w:lineRule="auto" w:after="180"/>
-      </w:pPr>
-      <w:r>
-        <w:rPr>
-          <w:b w:val="0"/>
-        </w:rPr>
-        <w:t xml:space="preserve">Review Authentication and authorisation (ai-6/5). Goal: Explain the </w:t>
-      </w:r>
-      <w:r>
-        <w:rPr>
-          <w:b/>
-        </w:rPr>
-        <w:t>mechanism</w:t>
-      </w:r>
-      <w:r>
-        <w:rPr>
-          <w:b w:val="0"/>
-        </w:rPr>
-        <w:t xml:space="preserve"> and terminology of authentication and authorisation. Short practice: Explain why Jo’s valid volunteer login does not permit editing C.</w:t>
-      </w:r>
-    </w:p>
-    <w:p>
-      <w:pPr>
-        <w:spacing w:line="336" w:lineRule="auto" w:after="180"/>
-      </w:pPr>
-      <w:r>
-        <w:rPr>
-          <w:b w:val="0"/>
-        </w:rPr>
-        <w:t>Which trusted role change allows the action, and why is a role written in the request insufficient?. Return to this week and explain what you changed.</w:t>
-      </w:r>
-    </w:p>
-    <w:p>
-      <w:pPr>
-        <w:spacing w:line="336" w:lineRule="auto" w:after="180"/>
-      </w:pPr>
-      <w:r>
-        <w:rPr>
-          <w:b w:val="0"/>
-        </w:rPr>
-        <w:t xml:space="preserve">Review Typed contracts and schemas (ai-6/3). Goal: Explain the </w:t>
-      </w:r>
-      <w:r>
-        <w:rPr>
-          <w:b/>
-        </w:rPr>
-        <w:t>mechanism</w:t>
-      </w:r>
-      <w:r>
-        <w:rPr>
-          <w:b w:val="0"/>
-        </w:rPr>
-        <w:t xml:space="preserve"> and terminology of typed contracts and schemas. Short practice: Compare A’s count 4 with B’s count "4".</w:t>
-      </w:r>
-    </w:p>
-    <w:p>
-      <w:pPr>
-        <w:spacing w:line="336" w:lineRule="auto" w:after="180"/>
-      </w:pPr>
-      <w:r>
-        <w:rPr>
-          <w:b w:val="0"/>
-        </w:rPr>
-        <w:t>Which record passes, which gate rejects B, and why does changing A’s count to -1 create a different failure?. Return to this week and explain what you changed.</w:t>
-      </w:r>
-    </w:p>
-    <w:p>
-      <w:pPr>
-        <w:pStyle w:val="Heading3"/>
-      </w:pPr>
-      <w:r>
         <w:t>Keep your completed work</w:t>
       </w:r>
     </w:p>
     <w:p>
       <w:pPr>
-        <w:spacing w:line="336" w:lineRule="auto" w:after="180"/>
-      </w:pPr>
-      <w:r>
-        <w:rPr>
-          <w:b w:val="0"/>
-        </w:rPr>
-        <w:t xml:space="preserve">Use Download completed work in the hosted lesson to export your answers, reflections, practice feedback and code-run </w:t>
-      </w:r>
-      <w:r>
-        <w:rPr>
-          <w:b/>
-        </w:rPr>
-        <w:t>evidence</w:t>
-      </w:r>
-      <w:r>
-        <w:rPr>
-          <w:b w:val="0"/>
-        </w:rPr>
-        <w:t>. Open the HTML copy to read or print it.</w:t>
-      </w:r>
-    </w:p>
-    <w:p>
-      <w:pPr>
-        <w:spacing w:line="336" w:lineRule="auto" w:after="180"/>
-      </w:pPr>
-      <w:r>
-        <w:rPr>
-          <w:b w:val="0"/>
-        </w:rPr>
-        <w:t>Drafts stay in this browser when storage is available; clear drafts on a shared device.</w:t>
-      </w:r>
-    </w:p>
-    <w:p>
-      <w:pPr>
-        <w:pStyle w:val="Heading3"/>
-      </w:pPr>
-      <w:r>
-        <w:t>What I repaired, the evidence I kept and the next test</w:t>
-      </w:r>
-    </w:p>
-    <w:p>
-      <w:r>
-        <w:t>________________________________________________________________</w:t>
-      </w:r>
-    </w:p>
-    <w:p>
-      <w:r>
-        <w:t>________________________________________________________________</w:t>
-      </w:r>
-    </w:p>
-    <w:p>
-      <w:r>
-        <w:t>________________________________________________________________</w:t>
-      </w:r>
-    </w:p>
-    <w:p>
-      <w:r>
-        <w:t>________________________________________________________________</w:t>
-      </w:r>
-    </w:p>
-    <w:p>
-      <w:r>
-        <w:t>________________________________________________________________</w:t>
-      </w:r>
-    </w:p>
-    <w:p>
-      <w:pPr>
         <w:pStyle w:val="Heading1"/>
       </w:pPr>
       <w:r>
-        <w:t>15. Visual concept journey</w:t>
-      </w:r>
-    </w:p>
-    <w:p>
-      <w:r>
-        <w:t>Explain each Least privilege and tool scopes picture from its labels, then record a relevant limit.</w:t>
-      </w:r>
-    </w:p>
-    <w:p>
-      <w:pPr>
-        <w:pStyle w:val="Heading3"/>
+        <w:t>15. Reference · Six-picture response sheets</w:t>
+      </w:r>
+    </w:p>
+    <w:p>
+      <w:r>
+        <w:t>Choose the picture that helps explain the current step.</w:t>
+      </w:r>
+    </w:p>
+    <w:p>
+      <w:pPr>
+        <w:pStyle w:val="Heading2"/>
       </w:pPr>
       <w:r>
         <w:t>01. Least privilege and tool scopes: the case</w:t>
@@ -2122,7 +1920,6 @@
     <w:p>
       <w:pPr>
         <w:spacing w:line="336" w:lineRule="auto" w:after="180"/>
-        <w:shd w:fill="F5F1FB"/>
       </w:pPr>
       <w:r>
         <w:rPr>
@@ -2161,7 +1958,7 @@
     </w:p>
     <w:p>
       <w:pPr>
-        <w:pStyle w:val="Heading3"/>
+        <w:pStyle w:val="Heading2"/>
       </w:pPr>
       <w:r>
         <w:t>02. Follow the deciding steps</w:t>
@@ -2217,7 +2014,6 @@
     <w:p>
       <w:pPr>
         <w:spacing w:line="336" w:lineRule="auto" w:after="180"/>
-        <w:shd w:fill="F5F1FB"/>
       </w:pPr>
       <w:r>
         <w:rPr>
@@ -2268,7 +2064,7 @@
     </w:p>
     <w:p>
       <w:pPr>
-        <w:pStyle w:val="Heading3"/>
+        <w:pStyle w:val="Heading2"/>
       </w:pPr>
       <w:r>
         <w:t>03. Least privilege and tool scopes — evidence trace</w:t>
@@ -2364,7 +2160,6 @@
     <w:p>
       <w:pPr>
         <w:spacing w:line="336" w:lineRule="auto" w:after="180"/>
-        <w:shd w:fill="F5F1FB"/>
       </w:pPr>
       <w:r>
         <w:rPr>
@@ -2403,7 +2198,7 @@
     </w:p>
     <w:p>
       <w:pPr>
-        <w:pStyle w:val="Heading3"/>
+        <w:pStyle w:val="Heading2"/>
       </w:pPr>
       <w:r>
         <w:t>04. Change one thing. Trace what follows.</w:t>
@@ -2470,7 +2265,6 @@
     <w:p>
       <w:pPr>
         <w:spacing w:line="336" w:lineRule="auto" w:after="180"/>
-        <w:shd w:fill="F5F1FB"/>
       </w:pPr>
       <w:r>
         <w:rPr>
@@ -2509,7 +2303,7 @@
     </w:p>
     <w:p>
       <w:pPr>
-        <w:pStyle w:val="Heading3"/>
+        <w:pStyle w:val="Heading2"/>
       </w:pPr>
       <w:r>
         <w:t>05. Connect the explanation to its limit</w:t>
@@ -2582,7 +2376,6 @@
     <w:p>
       <w:pPr>
         <w:spacing w:line="336" w:lineRule="auto" w:after="180"/>
-        <w:shd w:fill="F5F1FB"/>
       </w:pPr>
       <w:r>
         <w:rPr>
@@ -2621,7 +2414,7 @@
     </w:p>
     <w:p>
       <w:pPr>
-        <w:pStyle w:val="Heading3"/>
+        <w:pStyle w:val="Heading2"/>
       </w:pPr>
       <w:r>
         <w:t>06. Make the idea visible in your project</w:t>
@@ -2723,7 +2516,6 @@
     <w:p>
       <w:pPr>
         <w:spacing w:line="336" w:lineRule="auto" w:after="180"/>
-        <w:shd w:fill="F5F1FB"/>
       </w:pPr>
       <w:r>
         <w:rPr>
@@ -2770,6 +2562,62 @@
     <w:p>
       <w:r>
         <w:t>________________________________________________________________</w:t>
+      </w:r>
+    </w:p>
+    <w:p>
+      <w:pPr>
+        <w:pStyle w:val="Heading2"/>
+      </w:pPr>
+      <w:r>
+        <w:t>Earlier wording, alternatives and picture transcripts · reference / check after trying</w:t>
+      </w:r>
+    </w:p>
+    <w:p>
+      <w:pPr>
+        <w:pStyle w:val="Heading3"/>
+      </w:pPr>
+      <w:r>
+        <w:t>01. Least privilege and tool scopes: the case</w:t>
+      </w:r>
+    </w:p>
+    <w:p>
+      <w:pPr>
+        <w:pStyle w:val="Heading3"/>
+      </w:pPr>
+      <w:r>
+        <w:t>02. Follow the deciding steps</w:t>
+      </w:r>
+    </w:p>
+    <w:p>
+      <w:pPr>
+        <w:pStyle w:val="Heading3"/>
+      </w:pPr>
+      <w:r>
+        <w:t>03. Least privilege and tool scopes — evidence trace</w:t>
+      </w:r>
+    </w:p>
+    <w:p>
+      <w:pPr>
+        <w:pStyle w:val="Heading3"/>
+      </w:pPr>
+      <w:r>
+        <w:t>04. Change one thing. Trace what follows.</w:t>
+      </w:r>
+    </w:p>
+    <w:p>
+      <w:pPr>
+        <w:pStyle w:val="Heading3"/>
+      </w:pPr>
+      <w:r>
+        <w:t>05. Connect the explanation to its limit</w:t>
+      </w:r>
+    </w:p>
+    <w:p>
+      <w:pPr>
+        <w:pStyle w:val="Heading3"/>
+      </w:pPr>
+      <w:r>
+        <w:t>06. Make the idea visible in your project</w:t>
       </w:r>
     </w:p>
     <w:sectPr>
